--- a/report/BAO_CAO_THU_HOACH.docx
+++ b/report/BAO_CAO_THU_HOACH.docx
@@ -911,6 +911,18 @@
       </w:r>
     </w:p>
     <w:p>
+      <w:pPr/>
+      <w:r>
+        <w:t>4.10. Toàn bộ candidate đã chạy</w:t>
+      </w:r>
+    </w:p>
+    <w:p>
+      <w:pPr/>
+      <w:r>
+        <w:t>4.11. Bảng xếp hạng hợp nhất trên cùng một tín hiệu chấm điểm</w:t>
+      </w:r>
+    </w:p>
+    <w:p>
       <w:pPr>
         <w:spacing w:after="40"/>
         <w:ind w:left="0"/>
@@ -987,6 +999,12 @@
       </w:r>
     </w:p>
     <w:p>
+      <w:pPr/>
+      <w:r>
+        <w:t>5.5. Đánh giá theo từng họ ước lượng</w:t>
+      </w:r>
+    </w:p>
+    <w:p>
       <w:pPr>
         <w:spacing w:after="40"/>
         <w:ind w:left="0"/>
@@ -1095,6 +1113,18 @@
       </w:r>
     </w:p>
     <w:p>
+      <w:pPr/>
+      <w:r>
+        <w:t>Giới hạn của kết quả</w:t>
+      </w:r>
+    </w:p>
+    <w:p>
+      <w:pPr/>
+      <w:r>
+        <w:t>Ba hướng nghiên cứu còn mở</w:t>
+      </w:r>
+    </w:p>
+    <w:p>
       <w:pPr>
         <w:spacing w:after="40"/>
         <w:ind w:left="0"/>
@@ -1164,7 +1194,7 @@
           <w:i w:val="0"/>
           <w:sz w:val="24"/>
         </w:rPr>
-        <w:t xml:space="preserve">Sau sáu vòng cải tiến có đăng ký trước, hai mươi bốn candidate và chín mươi bảy lần chạy được ghi vào registry, </w:t>
+        <w:t>Sau sáu vòng cải tiến có đăng ký trước và ba mươi mốt candidate qua tám vòng — trong đó chín mươi bảy lần chạy của các vòng có registry đều được ghi lại, kể cả lần bị dừng sớm — không challenger nào đạt promotion rule. Champion giữ nguyên Response — mô hình ước lượng P(conversion | X), không thuộc lớp CATE estimator.</w:t>
       </w:r>
       <w:r>
         <w:rPr>
@@ -1173,16 +1203,14 @@
           <w:i w:val="0"/>
           <w:sz w:val="24"/>
         </w:rPr>
-        <w:t>không challenger nào đạt promotion rule</w:t>
-      </w:r>
-      <w:r>
-        <w:rPr>
-          <w:rFonts w:ascii="Times New Roman" w:hAnsi="Times New Roman"/>
-          <w:b w:val="0"/>
-          <w:i w:val="0"/>
-          <w:sz w:val="24"/>
-        </w:rPr>
-        <w:t xml:space="preserve">. Champion giữ nguyên Response — mô hình ước lượng </w:t>
+      </w:r>
+      <w:r>
+        <w:rPr>
+          <w:rFonts w:ascii="Times New Roman" w:hAnsi="Times New Roman"/>
+          <w:b w:val="0"/>
+          <w:i w:val="0"/>
+          <w:sz w:val="24"/>
+        </w:rPr>
       </w:r>
       <w:r>
         <w:rPr>
@@ -1192,16 +1220,14 @@
           <w:color w:val="8A3024"/>
           <w:sz w:val="21"/>
         </w:rPr>
-        <w:t>P(conversion | X)</w:t>
-      </w:r>
-      <w:r>
-        <w:rPr>
-          <w:rFonts w:ascii="Times New Roman" w:hAnsi="Times New Roman"/>
-          <w:b w:val="0"/>
-          <w:i w:val="0"/>
-          <w:sz w:val="24"/>
-        </w:rPr>
-        <w:t>, không thuộc lớp CATE estimator.</w:t>
+      </w:r>
+      <w:r>
+        <w:rPr>
+          <w:rFonts w:ascii="Times New Roman" w:hAnsi="Times New Roman"/>
+          <w:b w:val="0"/>
+          <w:i w:val="0"/>
+          <w:sz w:val="24"/>
+        </w:rPr>
       </w:r>
     </w:p>
     <w:p>
@@ -1442,7 +1468,7 @@
           <w:i w:val="0"/>
           <w:sz w:val="24"/>
         </w:rPr>
-        <w:t>: giao thức thiếu độ nhạy, và kết luận được chọn sau khi quan sát dữ liệu. Bốn cơ chế độc lập trong dự án phục vụ đúng hai mục tiêu này, và mỗi cơ chế đều có bằng chứng đã kích hoạt trong thực tế (Bảng 14).</w:t>
+        <w:t>: giao thức thiếu độ nhạy, và kết luận được chọn sau khi quan sát dữ liệu. Bốn cơ chế độc lập trong dự án phục vụ đúng hai mục tiêu này, và mỗi cơ chế đều có bằng chứng đã kích hoạt trong thực tế (Bảng 22).</w:t>
       </w:r>
     </w:p>
     <w:p>
@@ -4425,13 +4451,17 @@
             <w:pPr>
               <w:spacing w:after="0"/>
             </w:pPr>
-            <w:r/>
+            <w:r>
+              <w:rPr>
+                <w:sz w:val="18"/>
+              </w:rPr>
+            </w:r>
             <w:r>
               <w:rPr>
                 <w:rFonts w:ascii="Times New Roman" w:hAnsi="Times New Roman"/>
                 <w:b w:val="0"/>
                 <w:i w:val="0"/>
-                <w:sz w:val="19"/>
+                <w:sz w:val="18"/>
               </w:rPr>
               <w:t>Response</w:t>
             </w:r>
@@ -4445,13 +4475,17 @@
             <w:pPr>
               <w:spacing w:after="0"/>
             </w:pPr>
-            <w:r/>
+            <w:r>
+              <w:rPr>
+                <w:sz w:val="18"/>
+              </w:rPr>
+            </w:r>
             <w:r>
               <w:rPr>
                 <w:rFonts w:ascii="Times New Roman" w:hAnsi="Times New Roman"/>
                 <w:b w:val="0"/>
                 <w:i w:val="0"/>
-                <w:sz w:val="19"/>
+                <w:sz w:val="18"/>
               </w:rPr>
               <w:t>Ước lượng trực tiếp P(Y = 1 | X); dùng làm baseline xếp hạng bắt buộc</w:t>
             </w:r>
@@ -4465,13 +4499,17 @@
             <w:pPr>
               <w:spacing w:after="0"/>
             </w:pPr>
-            <w:r/>
+            <w:r>
+              <w:rPr>
+                <w:sz w:val="18"/>
+              </w:rPr>
+            </w:r>
             <w:r>
               <w:rPr>
                 <w:rFonts w:ascii="Times New Roman" w:hAnsi="Times New Roman"/>
                 <w:b w:val="0"/>
                 <w:i w:val="0"/>
-                <w:sz w:val="19"/>
+                <w:sz w:val="18"/>
               </w:rPr>
               <w:t>—</w:t>
             </w:r>
@@ -4488,13 +4526,17 @@
             <w:pPr>
               <w:spacing w:after="0"/>
             </w:pPr>
-            <w:r/>
+            <w:r>
+              <w:rPr>
+                <w:sz w:val="18"/>
+              </w:rPr>
+            </w:r>
             <w:r>
               <w:rPr>
                 <w:rFonts w:ascii="Times New Roman" w:hAnsi="Times New Roman"/>
                 <w:b w:val="0"/>
                 <w:i w:val="0"/>
-                <w:sz w:val="19"/>
+                <w:sz w:val="18"/>
               </w:rPr>
               <w:t>S-Learner</w:t>
             </w:r>
@@ -4509,13 +4551,17 @@
             <w:pPr>
               <w:spacing w:after="0"/>
             </w:pPr>
-            <w:r/>
+            <w:r>
+              <w:rPr>
+                <w:sz w:val="18"/>
+              </w:rPr>
+            </w:r>
             <w:r>
               <w:rPr>
                 <w:rFonts w:ascii="Times New Roman" w:hAnsi="Times New Roman"/>
                 <w:b w:val="0"/>
                 <w:i w:val="0"/>
-                <w:sz w:val="19"/>
+                <w:sz w:val="18"/>
               </w:rPr>
               <w:t>Một mô hình outcome duy nhất, T là một đặc trưng</w:t>
             </w:r>
@@ -4530,13 +4576,17 @@
             <w:pPr>
               <w:spacing w:after="0"/>
             </w:pPr>
-            <w:r/>
+            <w:r>
+              <w:rPr>
+                <w:sz w:val="18"/>
+              </w:rPr>
+            </w:r>
             <w:r>
               <w:rPr>
                 <w:rFonts w:ascii="Times New Roman" w:hAnsi="Times New Roman"/>
                 <w:b w:val="0"/>
                 <w:i w:val="0"/>
-                <w:sz w:val="19"/>
+                <w:sz w:val="18"/>
               </w:rPr>
               <w:t>[3]</w:t>
             </w:r>
@@ -4552,13 +4602,17 @@
             <w:pPr>
               <w:spacing w:after="0"/>
             </w:pPr>
-            <w:r/>
+            <w:r>
+              <w:rPr>
+                <w:sz w:val="18"/>
+              </w:rPr>
+            </w:r>
             <w:r>
               <w:rPr>
                 <w:rFonts w:ascii="Times New Roman" w:hAnsi="Times New Roman"/>
                 <w:b w:val="0"/>
                 <w:i w:val="0"/>
-                <w:sz w:val="19"/>
+                <w:sz w:val="18"/>
               </w:rPr>
               <w:t>T-Learner</w:t>
             </w:r>
@@ -4572,13 +4626,17 @@
             <w:pPr>
               <w:spacing w:after="0"/>
             </w:pPr>
-            <w:r/>
+            <w:r>
+              <w:rPr>
+                <w:sz w:val="18"/>
+              </w:rPr>
+            </w:r>
             <w:r>
               <w:rPr>
                 <w:rFonts w:ascii="Times New Roman" w:hAnsi="Times New Roman"/>
                 <w:b w:val="0"/>
                 <w:i w:val="0"/>
-                <w:sz w:val="19"/>
+                <w:sz w:val="18"/>
               </w:rPr>
               <w:t>Hai mô hình outcome riêng cho hai nhánh</w:t>
             </w:r>
@@ -4592,13 +4650,17 @@
             <w:pPr>
               <w:spacing w:after="0"/>
             </w:pPr>
-            <w:r/>
+            <w:r>
+              <w:rPr>
+                <w:sz w:val="18"/>
+              </w:rPr>
+            </w:r>
             <w:r>
               <w:rPr>
                 <w:rFonts w:ascii="Times New Roman" w:hAnsi="Times New Roman"/>
                 <w:b w:val="0"/>
                 <w:i w:val="0"/>
-                <w:sz w:val="19"/>
+                <w:sz w:val="18"/>
               </w:rPr>
               <w:t>[3]</w:t>
             </w:r>
@@ -4615,13 +4677,17 @@
             <w:pPr>
               <w:spacing w:after="0"/>
             </w:pPr>
-            <w:r/>
+            <w:r>
+              <w:rPr>
+                <w:sz w:val="18"/>
+              </w:rPr>
+            </w:r>
             <w:r>
               <w:rPr>
                 <w:rFonts w:ascii="Times New Roman" w:hAnsi="Times New Roman"/>
                 <w:b w:val="0"/>
                 <w:i w:val="0"/>
-                <w:sz w:val="19"/>
+                <w:sz w:val="18"/>
               </w:rPr>
               <w:t>X-Learner</w:t>
             </w:r>
@@ -4636,13 +4702,17 @@
             <w:pPr>
               <w:spacing w:after="0"/>
             </w:pPr>
-            <w:r/>
+            <w:r>
+              <w:rPr>
+                <w:sz w:val="18"/>
+              </w:rPr>
+            </w:r>
             <w:r>
               <w:rPr>
                 <w:rFonts w:ascii="Times New Roman" w:hAnsi="Times New Roman"/>
                 <w:b w:val="0"/>
                 <w:i w:val="0"/>
-                <w:sz w:val="19"/>
+                <w:sz w:val="18"/>
               </w:rPr>
               <w:t>Impute hiệu ứng theo từng nhánh rồi kết hợp theo trọng số propensity</w:t>
             </w:r>
@@ -4657,13 +4727,17 @@
             <w:pPr>
               <w:spacing w:after="0"/>
             </w:pPr>
-            <w:r/>
+            <w:r>
+              <w:rPr>
+                <w:sz w:val="18"/>
+              </w:rPr>
+            </w:r>
             <w:r>
               <w:rPr>
                 <w:rFonts w:ascii="Times New Roman" w:hAnsi="Times New Roman"/>
                 <w:b w:val="0"/>
                 <w:i w:val="0"/>
-                <w:sz w:val="19"/>
+                <w:sz w:val="18"/>
               </w:rPr>
               <w:t>[3]</w:t>
             </w:r>
@@ -4679,13 +4753,17 @@
             <w:pPr>
               <w:spacing w:after="0"/>
             </w:pPr>
-            <w:r/>
+            <w:r>
+              <w:rPr>
+                <w:sz w:val="18"/>
+              </w:rPr>
+            </w:r>
             <w:r>
               <w:rPr>
                 <w:rFonts w:ascii="Times New Roman" w:hAnsi="Times New Roman"/>
                 <w:b w:val="0"/>
                 <w:i w:val="0"/>
-                <w:sz w:val="19"/>
+                <w:sz w:val="18"/>
               </w:rPr>
               <w:t>DR-Learner</w:t>
             </w:r>
@@ -4699,13 +4777,17 @@
             <w:pPr>
               <w:spacing w:after="0"/>
             </w:pPr>
-            <w:r/>
+            <w:r>
+              <w:rPr>
+                <w:sz w:val="18"/>
+              </w:rPr>
+            </w:r>
             <w:r>
               <w:rPr>
                 <w:rFonts w:ascii="Times New Roman" w:hAnsi="Times New Roman"/>
                 <w:b w:val="0"/>
                 <w:i w:val="0"/>
-                <w:sz w:val="19"/>
+                <w:sz w:val="18"/>
               </w:rPr>
               <w:t>Hồi quy pseudo-outcome doubly robust lên X</w:t>
             </w:r>
@@ -4719,13 +4801,17 @@
             <w:pPr>
               <w:spacing w:after="0"/>
             </w:pPr>
-            <w:r/>
+            <w:r>
+              <w:rPr>
+                <w:sz w:val="18"/>
+              </w:rPr>
+            </w:r>
             <w:r>
               <w:rPr>
                 <w:rFonts w:ascii="Times New Roman" w:hAnsi="Times New Roman"/>
                 <w:b w:val="0"/>
                 <w:i w:val="0"/>
-                <w:sz w:val="19"/>
+                <w:sz w:val="18"/>
               </w:rPr>
               <w:t>[4]</w:t>
             </w:r>
@@ -4742,13 +4828,17 @@
             <w:pPr>
               <w:spacing w:after="0"/>
             </w:pPr>
-            <w:r/>
+            <w:r>
+              <w:rPr>
+                <w:sz w:val="18"/>
+              </w:rPr>
+            </w:r>
             <w:r>
               <w:rPr>
                 <w:rFonts w:ascii="Times New Roman" w:hAnsi="Times New Roman"/>
                 <w:b w:val="0"/>
                 <w:i w:val="0"/>
-                <w:sz w:val="19"/>
+                <w:sz w:val="18"/>
               </w:rPr>
               <w:t>R-Learner</w:t>
             </w:r>
@@ -4763,13 +4853,17 @@
             <w:pPr>
               <w:spacing w:after="0"/>
             </w:pPr>
-            <w:r/>
+            <w:r>
+              <w:rPr>
+                <w:sz w:val="18"/>
+              </w:rPr>
+            </w:r>
             <w:r>
               <w:rPr>
                 <w:rFonts w:ascii="Times New Roman" w:hAnsi="Times New Roman"/>
                 <w:b w:val="0"/>
                 <w:i w:val="0"/>
-                <w:sz w:val="19"/>
+                <w:sz w:val="18"/>
               </w:rPr>
               <w:t>Trực giao hóa theo phân rã Robinson, tối thiểu hóa R-loss</w:t>
             </w:r>
@@ -4784,13 +4878,17 @@
             <w:pPr>
               <w:spacing w:after="0"/>
             </w:pPr>
-            <w:r/>
+            <w:r>
+              <w:rPr>
+                <w:sz w:val="18"/>
+              </w:rPr>
+            </w:r>
             <w:r>
               <w:rPr>
                 <w:rFonts w:ascii="Times New Roman" w:hAnsi="Times New Roman"/>
                 <w:b w:val="0"/>
                 <w:i w:val="0"/>
-                <w:sz w:val="19"/>
+                <w:sz w:val="18"/>
               </w:rPr>
               <w:t>[5]</w:t>
             </w:r>
@@ -4806,13 +4904,17 @@
             <w:pPr>
               <w:spacing w:after="0"/>
             </w:pPr>
-            <w:r/>
+            <w:r>
+              <w:rPr>
+                <w:sz w:val="18"/>
+              </w:rPr>
+            </w:r>
             <w:r>
               <w:rPr>
                 <w:rFonts w:ascii="Times New Roman" w:hAnsi="Times New Roman"/>
                 <w:b w:val="0"/>
                 <w:i w:val="0"/>
-                <w:sz w:val="19"/>
+                <w:sz w:val="18"/>
               </w:rPr>
               <w:t>Causal Forest</w:t>
             </w:r>
@@ -4826,13 +4928,17 @@
             <w:pPr>
               <w:spacing w:after="0"/>
             </w:pPr>
-            <w:r/>
+            <w:r>
+              <w:rPr>
+                <w:sz w:val="18"/>
+              </w:rPr>
+            </w:r>
             <w:r>
               <w:rPr>
                 <w:rFonts w:ascii="Times New Roman" w:hAnsi="Times New Roman"/>
                 <w:b w:val="0"/>
                 <w:i w:val="0"/>
-                <w:sz w:val="19"/>
+                <w:sz w:val="18"/>
               </w:rPr>
               <w:t>Chia nhánh theo tiêu chí không đồng nhất của hiệu ứng, honest splitting</w:t>
             </w:r>
@@ -4846,13 +4952,17 @@
             <w:pPr>
               <w:spacing w:after="0"/>
             </w:pPr>
-            <w:r/>
+            <w:r>
+              <w:rPr>
+                <w:sz w:val="18"/>
+              </w:rPr>
+            </w:r>
             <w:r>
               <w:rPr>
                 <w:rFonts w:ascii="Times New Roman" w:hAnsi="Times New Roman"/>
                 <w:b w:val="0"/>
                 <w:i w:val="0"/>
-                <w:sz w:val="19"/>
+                <w:sz w:val="18"/>
               </w:rPr>
               <w:t>[6][22]</w:t>
             </w:r>
@@ -4869,13 +4979,17 @@
             <w:pPr>
               <w:spacing w:after="0"/>
             </w:pPr>
-            <w:r/>
+            <w:r>
+              <w:rPr>
+                <w:sz w:val="18"/>
+              </w:rPr>
+            </w:r>
             <w:r>
               <w:rPr>
                 <w:rFonts w:ascii="Times New Roman" w:hAnsi="Times New Roman"/>
                 <w:b w:val="0"/>
                 <w:i w:val="0"/>
-                <w:sz w:val="19"/>
+                <w:sz w:val="18"/>
               </w:rPr>
               <w:t>Rank-Learner</w:t>
             </w:r>
@@ -4890,13 +5004,17 @@
             <w:pPr>
               <w:spacing w:after="0"/>
             </w:pPr>
-            <w:r/>
+            <w:r>
+              <w:rPr>
+                <w:sz w:val="18"/>
+              </w:rPr>
+            </w:r>
             <w:r>
               <w:rPr>
                 <w:rFonts w:ascii="Times New Roman" w:hAnsi="Times New Roman"/>
                 <w:b w:val="0"/>
                 <w:i w:val="0"/>
-                <w:sz w:val="19"/>
+                <w:sz w:val="18"/>
               </w:rPr>
               <w:t>Mục tiêu xếp hạng trực giao theo cặp, không học thang</w:t>
             </w:r>
@@ -4911,13 +5029,17 @@
             <w:pPr>
               <w:spacing w:after="0"/>
             </w:pPr>
-            <w:r/>
+            <w:r>
+              <w:rPr>
+                <w:sz w:val="18"/>
+              </w:rPr>
+            </w:r>
             <w:r>
               <w:rPr>
                 <w:rFonts w:ascii="Times New Roman" w:hAnsi="Times New Roman"/>
                 <w:b w:val="0"/>
                 <w:i w:val="0"/>
-                <w:sz w:val="19"/>
+                <w:sz w:val="18"/>
               </w:rPr>
               <w:t>[16]</w:t>
             </w:r>
@@ -4933,13 +5055,17 @@
             <w:pPr>
               <w:spacing w:after="0"/>
             </w:pPr>
-            <w:r/>
+            <w:r>
+              <w:rPr>
+                <w:sz w:val="18"/>
+              </w:rPr>
+            </w:r>
             <w:r>
               <w:rPr>
                 <w:rFonts w:ascii="Times New Roman" w:hAnsi="Times New Roman"/>
                 <w:b w:val="0"/>
                 <w:i w:val="0"/>
-                <w:sz w:val="19"/>
+                <w:sz w:val="18"/>
               </w:rPr>
               <w:t>Binary DINA</w:t>
             </w:r>
@@ -4953,13 +5079,17 @@
             <w:pPr>
               <w:spacing w:after="0"/>
             </w:pPr>
-            <w:r/>
+            <w:r>
+              <w:rPr>
+                <w:sz w:val="18"/>
+              </w:rPr>
+            </w:r>
             <w:r>
               <w:rPr>
                 <w:rFonts w:ascii="Times New Roman" w:hAnsi="Times New Roman"/>
                 <w:b w:val="0"/>
                 <w:i w:val="0"/>
-                <w:sz w:val="19"/>
+                <w:sz w:val="18"/>
               </w:rPr>
               <w:t>Học hiệu ứng trên thang log-odds rồi đổi ngược về hiệu số xác suất</w:t>
             </w:r>
@@ -4973,13 +5103,17 @@
             <w:pPr>
               <w:spacing w:after="0"/>
             </w:pPr>
-            <w:r/>
+            <w:r>
+              <w:rPr>
+                <w:sz w:val="18"/>
+              </w:rPr>
+            </w:r>
             <w:r>
               <w:rPr>
                 <w:rFonts w:ascii="Times New Roman" w:hAnsi="Times New Roman"/>
                 <w:b w:val="0"/>
                 <w:i w:val="0"/>
-                <w:sz w:val="19"/>
+                <w:sz w:val="18"/>
               </w:rPr>
               <w:t>[15]</w:t>
             </w:r>
@@ -4996,13 +5130,17 @@
             <w:pPr>
               <w:spacing w:after="0"/>
             </w:pPr>
-            <w:r/>
+            <w:r>
+              <w:rPr>
+                <w:sz w:val="18"/>
+              </w:rPr>
+            </w:r>
             <w:r>
               <w:rPr>
                 <w:rFonts w:ascii="Times New Roman" w:hAnsi="Times New Roman"/>
                 <w:b w:val="0"/>
                 <w:i w:val="0"/>
-                <w:sz w:val="19"/>
+                <w:sz w:val="18"/>
               </w:rPr>
               <w:t>Anchored R / Pattern R</w:t>
             </w:r>
@@ -5017,13 +5155,17 @@
             <w:pPr>
               <w:spacing w:after="0"/>
             </w:pPr>
-            <w:r/>
+            <w:r>
+              <w:rPr>
+                <w:sz w:val="18"/>
+              </w:rPr>
+            </w:r>
             <w:r>
               <w:rPr>
                 <w:rFonts w:ascii="Times New Roman" w:hAnsi="Times New Roman"/>
                 <w:b w:val="0"/>
                 <w:i w:val="0"/>
-                <w:sz w:val="19"/>
+                <w:sz w:val="18"/>
               </w:rPr>
               <w:t>Neo theo tiên lượng, co phần dư; gộp một phần theo pattern</w:t>
             </w:r>
@@ -5038,13 +5180,17 @@
             <w:pPr>
               <w:spacing w:after="0"/>
             </w:pPr>
-            <w:r/>
+            <w:r>
+              <w:rPr>
+                <w:sz w:val="18"/>
+              </w:rPr>
+            </w:r>
             <w:r>
               <w:rPr>
                 <w:rFonts w:ascii="Times New Roman" w:hAnsi="Times New Roman"/>
                 <w:b w:val="0"/>
                 <w:i w:val="0"/>
-                <w:sz w:val="19"/>
+                <w:sz w:val="18"/>
               </w:rPr>
               <w:t>[5][15]</w:t>
             </w:r>
@@ -5060,13 +5206,17 @@
             <w:pPr>
               <w:spacing w:after="0"/>
             </w:pPr>
-            <w:r/>
+            <w:r>
+              <w:rPr>
+                <w:sz w:val="18"/>
+              </w:rPr>
+            </w:r>
             <w:r>
               <w:rPr>
                 <w:rFonts w:ascii="Times New Roman" w:hAnsi="Times New Roman"/>
                 <w:b w:val="0"/>
                 <w:i w:val="0"/>
-                <w:sz w:val="19"/>
+                <w:sz w:val="18"/>
               </w:rPr>
               <w:t>Funnel S-learner</w:t>
             </w:r>
@@ -5080,13 +5230,17 @@
             <w:pPr>
               <w:spacing w:after="0"/>
             </w:pPr>
-            <w:r/>
+            <w:r>
+              <w:rPr>
+                <w:sz w:val="18"/>
+              </w:rPr>
+            </w:r>
             <w:r>
               <w:rPr>
                 <w:rFonts w:ascii="Times New Roman" w:hAnsi="Times New Roman"/>
                 <w:b w:val="0"/>
                 <w:i w:val="0"/>
-                <w:sz w:val="19"/>
+                <w:sz w:val="18"/>
               </w:rPr>
               <w:t>Phân rã qua biến trung gian bằng quy tắc nhân xác suất</w:t>
             </w:r>
@@ -5100,13 +5254,17 @@
             <w:pPr>
               <w:spacing w:after="0"/>
             </w:pPr>
-            <w:r/>
+            <w:r>
+              <w:rPr>
+                <w:sz w:val="18"/>
+              </w:rPr>
+            </w:r>
             <w:r>
               <w:rPr>
                 <w:rFonts w:ascii="Times New Roman" w:hAnsi="Times New Roman"/>
                 <w:b w:val="0"/>
                 <w:i w:val="0"/>
-                <w:sz w:val="19"/>
+                <w:sz w:val="18"/>
               </w:rPr>
               <w:t>—</w:t>
             </w:r>
@@ -5123,13 +5281,17 @@
             <w:pPr>
               <w:spacing w:after="0"/>
             </w:pPr>
-            <w:r/>
+            <w:r>
+              <w:rPr>
+                <w:sz w:val="18"/>
+              </w:rPr>
+            </w:r>
             <w:r>
               <w:rPr>
                 <w:rFonts w:ascii="Times New Roman" w:hAnsi="Times New Roman"/>
                 <w:b w:val="0"/>
                 <w:i w:val="0"/>
-                <w:sz w:val="19"/>
+                <w:sz w:val="18"/>
               </w:rPr>
               <w:t>Ensemble Q-aggregation</w:t>
             </w:r>
@@ -5144,13 +5306,17 @@
             <w:pPr>
               <w:spacing w:after="0"/>
             </w:pPr>
-            <w:r/>
+            <w:r>
+              <w:rPr>
+                <w:sz w:val="18"/>
+              </w:rPr>
+            </w:r>
             <w:r>
               <w:rPr>
                 <w:rFonts w:ascii="Times New Roman" w:hAnsi="Times New Roman"/>
                 <w:b w:val="0"/>
                 <w:i w:val="0"/>
-                <w:sz w:val="19"/>
+                <w:sz w:val="18"/>
               </w:rPr>
               <w:t>Tổ hợp lồi theo rủi ro doubly robust</w:t>
             </w:r>
@@ -5165,13 +5331,17 @@
             <w:pPr>
               <w:spacing w:after="0"/>
             </w:pPr>
-            <w:r/>
+            <w:r>
+              <w:rPr>
+                <w:sz w:val="18"/>
+              </w:rPr>
+            </w:r>
             <w:r>
               <w:rPr>
                 <w:rFonts w:ascii="Times New Roman" w:hAnsi="Times New Roman"/>
                 <w:b w:val="0"/>
                 <w:i w:val="0"/>
-                <w:sz w:val="19"/>
+                <w:sz w:val="18"/>
               </w:rPr>
               <w:t>[14]</w:t>
             </w:r>
@@ -6592,7 +6762,7 @@
                 <w:i w:val="0"/>
                 <w:sz w:val="19"/>
               </w:rPr>
-              <w:t>Bằng chứng Sprint 3: chênh lệch tương đối giữa hai candidate chỉ 7e-6</w:t>
+              <w:t>Bằng chứng Sprint 3: chênh lệch tương đối giữa hai candidate chỉ 7e-06</w:t>
             </w:r>
           </w:p>
         </w:tc>
@@ -7524,6 +7694,273 @@
       </w:r>
     </w:p>
     <w:p>
+      <w:pPr/>
+      <w:r>
+        <w:t>Ghi chú đọc bảng. Cùng một tên Response mang ba giá trị Qini khác nhau trong các bảng dưới đây. Đó không phải số mâu thuẫn: Response là một họ mô hình được fit lại trong từng vòng theo đúng giao thức của vòng đó, không phải một artifact cố định dùng chung cho cả dự án. Hai trục gây ra khác biệt là tập được chấm và tập được fit.</w:t>
+      </w:r>
+    </w:p>
+    <w:p>
+      <w:pPr/>
+      <w:r>
+        <w:rPr>
+          <w:i/>
+          <w:sz w:val="20"/>
+        </w:rPr>
+        <w:t>Bảng 7. Ba giá trị Qini của Response và nguyên nhân khác nhau giữa các bảng.</w:t>
+      </w:r>
+    </w:p>
+    <w:tbl>
+      <w:tblPr>
+        <w:tblStyle w:val="TableGrid"/>
+        <w:tblW w:type="auto" w:w="0"/>
+        <w:tblLook w:firstColumn="1" w:firstRow="1" w:lastColumn="0" w:lastRow="0" w:noHBand="0" w:noVBand="1" w:val="04A0"/>
+      </w:tblPr>
+      <w:tblGrid>
+        <w:gridCol w:w="2339"/>
+        <w:gridCol w:w="2339"/>
+        <w:gridCol w:w="2339"/>
+        <w:gridCol w:w="2339"/>
+      </w:tblGrid>
+      <w:tr>
+        <w:tc>
+          <w:tcPr>
+            <w:tcW w:type="dxa" w:w="2339"/>
+          </w:tcPr>
+          <w:p>
+            <w:r>
+              <w:rPr>
+                <w:b/>
+                <w:sz w:val="18"/>
+              </w:rPr>
+              <w:t>Bảng nào</w:t>
+            </w:r>
+          </w:p>
+        </w:tc>
+        <w:tc>
+          <w:tcPr>
+            <w:tcW w:type="dxa" w:w="2339"/>
+          </w:tcPr>
+          <w:p>
+            <w:r>
+              <w:rPr>
+                <w:b/>
+                <w:sz w:val="18"/>
+              </w:rPr>
+              <w:t>Qini của Response</w:t>
+            </w:r>
+          </w:p>
+        </w:tc>
+        <w:tc>
+          <w:tcPr>
+            <w:tcW w:type="dxa" w:w="2339"/>
+          </w:tcPr>
+          <w:p>
+            <w:r>
+              <w:rPr>
+                <w:b/>
+                <w:sz w:val="18"/>
+              </w:rPr>
+              <w:t>Tập được chấm</w:t>
+            </w:r>
+          </w:p>
+        </w:tc>
+        <w:tc>
+          <w:tcPr>
+            <w:tcW w:type="dxa" w:w="2339"/>
+          </w:tcPr>
+          <w:p>
+            <w:r>
+              <w:rPr>
+                <w:b/>
+                <w:sz w:val="18"/>
+              </w:rPr>
+              <w:t>Response được fit trên</w:t>
+            </w:r>
+          </w:p>
+        </w:tc>
+      </w:tr>
+      <w:tr>
+        <w:tc>
+          <w:tcPr>
+            <w:tcW w:type="dxa" w:w="2339"/>
+          </w:tcPr>
+          <w:p>
+            <w:r>
+              <w:rPr>
+                <w:sz w:val="18"/>
+              </w:rPr>
+              <w:t>Release Sprint 1, và bảng Causal Forest</w:t>
+            </w:r>
+          </w:p>
+        </w:tc>
+        <w:tc>
+          <w:tcPr>
+            <w:tcW w:type="dxa" w:w="2339"/>
+          </w:tcPr>
+          <w:p>
+            <w:r>
+              <w:rPr>
+                <w:sz w:val="18"/>
+              </w:rPr>
+              <w:t>0,187886</w:t>
+            </w:r>
+          </w:p>
+        </w:tc>
+        <w:tc>
+          <w:tcPr>
+            <w:tcW w:type="dxa" w:w="2339"/>
+          </w:tcPr>
+          <w:p>
+            <w:r>
+              <w:rPr>
+                <w:sz w:val="18"/>
+              </w:rPr>
+              <w:t>final test Sprint 1 — 2.096.940 dòng</w:t>
+            </w:r>
+          </w:p>
+        </w:tc>
+        <w:tc>
+          <w:tcPr>
+            <w:tcW w:type="dxa" w:w="2339"/>
+          </w:tcPr>
+          <w:p>
+            <w:r>
+              <w:rPr>
+                <w:sz w:val="18"/>
+              </w:rPr>
+              <w:t>train Sprint 1</w:t>
+            </w:r>
+          </w:p>
+        </w:tc>
+      </w:tr>
+      <w:tr>
+        <w:tc>
+          <w:tcPr>
+            <w:tcW w:type="dxa" w:w="2339"/>
+          </w:tcPr>
+          <w:p>
+            <w:r>
+              <w:rPr>
+                <w:sz w:val="18"/>
+              </w:rPr>
+              <w:t>Confirmation Sprint 2</w:t>
+            </w:r>
+          </w:p>
+        </w:tc>
+        <w:tc>
+          <w:tcPr>
+            <w:tcW w:type="dxa" w:w="2339"/>
+          </w:tcPr>
+          <w:p>
+            <w:r>
+              <w:rPr>
+                <w:sz w:val="18"/>
+              </w:rPr>
+              <w:t>0,182789</w:t>
+            </w:r>
+          </w:p>
+        </w:tc>
+        <w:tc>
+          <w:tcPr>
+            <w:tcW w:type="dxa" w:w="2339"/>
+          </w:tcPr>
+          <w:p>
+            <w:r>
+              <w:rPr>
+                <w:sz w:val="18"/>
+              </w:rPr>
+              <w:t>confirmation — 1.397.959 dòng</w:t>
+            </w:r>
+          </w:p>
+        </w:tc>
+        <w:tc>
+          <w:tcPr>
+            <w:tcW w:type="dxa" w:w="2339"/>
+          </w:tcPr>
+          <w:p>
+            <w:r>
+              <w:rPr>
+                <w:sz w:val="18"/>
+              </w:rPr>
+              <w:t>split fit Sprint 2 — 4.193.877 dòng</w:t>
+            </w:r>
+          </w:p>
+        </w:tc>
+      </w:tr>
+      <w:tr>
+        <w:tc>
+          <w:tcPr>
+            <w:tcW w:type="dxa" w:w="2339"/>
+          </w:tcPr>
+          <w:p>
+            <w:r>
+              <w:rPr>
+                <w:sz w:val="18"/>
+              </w:rPr>
+              <w:t>Confirmation Sprint 3, và bảng xếp hạng hợp nhất</w:t>
+            </w:r>
+          </w:p>
+        </w:tc>
+        <w:tc>
+          <w:tcPr>
+            <w:tcW w:type="dxa" w:w="2339"/>
+          </w:tcPr>
+          <w:p>
+            <w:r>
+              <w:rPr>
+                <w:sz w:val="18"/>
+              </w:rPr>
+              <w:t>0,192989</w:t>
+            </w:r>
+          </w:p>
+        </w:tc>
+        <w:tc>
+          <w:tcPr>
+            <w:tcW w:type="dxa" w:w="2339"/>
+          </w:tcPr>
+          <w:p>
+            <w:r>
+              <w:rPr>
+                <w:sz w:val="18"/>
+              </w:rPr>
+              <w:t>confirmation — cùng 1.397.959 dòng</w:t>
+            </w:r>
+          </w:p>
+        </w:tc>
+        <w:tc>
+          <w:tcPr>
+            <w:tcW w:type="dxa" w:w="2339"/>
+          </w:tcPr>
+          <w:p>
+            <w:r>
+              <w:rPr>
+                <w:sz w:val="18"/>
+              </w:rPr>
+              <w:t>development pool — 5.591.836 dòng</w:t>
+            </w:r>
+          </w:p>
+        </w:tc>
+      </w:tr>
+    </w:tbl>
+    <w:p>
+      <w:pPr/>
+    </w:p>
+    <w:p>
+      <w:pPr/>
+      <w:r>
+        <w:t>Hai dòng đầu khác nhau vì đổi tập chấm. Hai dòng cuối khác nhau vì đổi tập fit trên cùng một tập chấm: Sprint 3 huấn luyện Response trên toàn development pool, nhiều hơn Sprint 2 đúng 1.397.959 dòng — tăng 33,3% — và Qini tăng 0,010200 tương ứng.</w:t>
+      </w:r>
+    </w:p>
+    <w:p>
+      <w:pPr/>
+      <w:r>
+        <w:t>Điểm quan trọng về mặt suy luận: khác biệt này không ảnh hưởng tới bất kỳ kết luận nào, vì mọi kết luận trong báo cáo đều là so sánh ghép cặp bên trong một bảng — challenger và Response được chấm trên cùng những dòng dữ liệu, dưới cùng một giao thức fit. Không kết luận nào được rút ra bằng cách so một con số ở bảng này với một con số ở bảng khác. Đó cũng là lý do kết quả Causal Forest trên holdout Sprint 1 không được đặt chung bảng với kết quả trên confirmation.</w:t>
+      </w:r>
+    </w:p>
+    <w:p>
+      <w:pPr/>
+    </w:p>
+    <w:p>
       <w:pPr>
         <w:pStyle w:val="Heading2"/>
       </w:pPr>
@@ -7567,7 +8004,7 @@
           <w:color w:val="444C56"/>
           <w:sz w:val="20"/>
         </w:rPr>
-        <w:t>Bảng 7. Kết quả release Sprint 1 trên 2.096.940 dòng final test, 500 bootstrap resample.</w:t>
+        <w:t>Bảng 8. Kết quả release Sprint 1 trên 2.096.940 dòng final test, 500 bootstrap resample.</w:t>
       </w:r>
     </w:p>
     <w:tbl>
@@ -8874,7 +9311,7 @@
           <w:color w:val="444C56"/>
           <w:sz w:val="20"/>
         </w:rPr>
-        <w:t>Bảng 8. Kết quả mô hình trên confirmation Sprint 2.</w:t>
+        <w:t>Bảng 9. Kết quả mô hình trên confirmation Sprint 2.</w:t>
       </w:r>
     </w:p>
     <w:tbl>
@@ -9852,7 +10289,7 @@
           <w:color w:val="444C56"/>
           <w:sz w:val="20"/>
         </w:rPr>
-        <w:t>Bảng 9. Kết quả trên retrospective confirmation 1.397.959 dòng.</w:t>
+        <w:t>Bảng 10. Kết quả trên retrospective confirmation 1.397.959 dòng.</w:t>
       </w:r>
     </w:p>
     <w:tbl>
@@ -10891,16 +11328,15 @@
           <w:i w:val="0"/>
           <w:sz w:val="24"/>
         </w:rPr>
-        <w:t>Bất đồng giữa các metric</w:t>
-      </w:r>
-      <w:r>
-        <w:rPr>
-          <w:rFonts w:ascii="Times New Roman" w:hAnsi="Times New Roman"/>
-          <w:b w:val="0"/>
-          <w:i w:val="0"/>
-          <w:sz w:val="24"/>
-        </w:rPr>
-        <w:t xml:space="preserve"> là quan sát có hệ quả phương pháp luận lớn nhất của vòng này: theo Qini, Ensemble-QAgg, S-Under7 và X-Renormalized đều xếp trên Response; theo metric chính và AUTOC, Response đứng đầu. Nếu Qini vẫn giữ vai trò metric chính, kết luận của cả vòng đã đảo chiều. Đây chính là tình huống mà việc đăng ký trước thứ tự metric được thiết kế để xử lý, và nó đã xảy ra trong thực tế thay vì chỉ là rủi ro lý thuyết.</w:t>
+        <w:t>Bất đồng giữa các metric là quan sát có hệ quả phương pháp luận lớn nhất của vòng này: theo Qini, bốn mô hình xếp trên Response — Ensemble-QAgg 0,209845, S-Under7 0,205904, X-Renormalized 0,201812 và Ensemble-RankAverage 0,195022 — trong khi theo metric chính và AUTOC, Response đứng đầu. Response chỉ đứng hạng 6/9 nếu xếp theo Qini. Nếu Qini vẫn giữ vai trò metric chính, kết luận của cả vòng đã đảo chiều. Đây chính là tình huống mà việc đăng ký trước thứ tự metric được thiết kế để xử lý, và nó đã xảy ra trong thực tế thay vì chỉ là rủi ro lý thuyết.</w:t>
+      </w:r>
+      <w:r>
+        <w:rPr>
+          <w:rFonts w:ascii="Times New Roman" w:hAnsi="Times New Roman"/>
+          <w:b w:val="0"/>
+          <w:i w:val="0"/>
+          <w:sz w:val="24"/>
+        </w:rPr>
       </w:r>
     </w:p>
     <w:p>
@@ -10916,7 +11352,7 @@
           <w:color w:val="444C56"/>
           <w:sz w:val="20"/>
         </w:rPr>
-        <w:t>Bảng 10. Kết quả áp promotion rule, thực hiện đúng một lần.</w:t>
+        <w:t>Bảng 11. Kết quả áp promotion rule, thực hiện đúng một lần.</w:t>
       </w:r>
     </w:p>
     <w:tbl>
@@ -11237,7 +11673,7 @@
           <w:color w:val="444C56"/>
           <w:sz w:val="20"/>
         </w:rPr>
-        <w:t>Bảng 11. Chẩn đoán công suất trên outcome visit, cùng split và cùng fold seed với vòng chính.</w:t>
+        <w:t>Bảng 12. Chẩn đoán công suất trên outcome visit, cùng split và cùng fold seed với vòng chính.</w:t>
       </w:r>
     </w:p>
     <w:tbl>
@@ -12632,7 +13068,7 @@
           <w:color w:val="8A3024"/>
           <w:sz w:val="21"/>
         </w:rPr>
-        <w:t>7e-6</w:t>
+        <w:t>7e-06</w:t>
       </w:r>
       <w:r>
         <w:rPr>
@@ -12909,7 +13345,7 @@
           <w:color w:val="444C56"/>
           <w:sz w:val="20"/>
         </w:rPr>
-        <w:t>Bảng 12. Causal Forest so với năm mô hình release, cùng holdout Sprint 1, IPW signal.</w:t>
+        <w:t>Bảng 13. Causal Forest so với năm mô hình release, cùng holdout Sprint 1, IPW signal.</w:t>
       </w:r>
     </w:p>
     <w:tbl>
@@ -14292,7 +14728,7 @@
           <w:color w:val="444C56"/>
           <w:sz w:val="20"/>
         </w:rPr>
-        <w:t>Bảng 13. Sàng lọc 15% pool: 838.776 dòng, 244 conversion ở nhánh control (ngưỡng đăng ký trước: 200).</w:t>
+        <w:t>Bảng 14. Sàng lọc 15% pool: 838.776 dòng, 244 conversion ở nhánh control (ngưỡng đăng ký trước: 200).</w:t>
       </w:r>
     </w:p>
     <w:tbl>
@@ -15497,7 +15933,7 @@
           <w:color w:val="444C56"/>
           <w:sz w:val="20"/>
         </w:rPr>
-        <w:t>Bảng 14. Sàng lọc causal foundation trên 15% pool, hai fold seed.</w:t>
+        <w:t>Bảng 15. Sàng lọc causal foundation trên 15% pool, hai fold seed.</w:t>
       </w:r>
     </w:p>
     <w:tbl>
@@ -15710,7 +16146,7 @@
                 <w:i w:val="0"/>
                 <w:sz w:val="19"/>
               </w:rPr>
-              <w:t>+2,543e-6</w:t>
+              <w:t>+2,543e-06</w:t>
             </w:r>
           </w:p>
         </w:tc>
@@ -15731,7 +16167,7 @@
                 <w:i w:val="0"/>
                 <w:sz w:val="19"/>
               </w:rPr>
-              <w:t>+2,052e-6</w:t>
+              <w:t>+2,052e-06</w:t>
             </w:r>
           </w:p>
         </w:tc>
@@ -15925,7 +16361,7 @@
                 <w:i w:val="0"/>
                 <w:sz w:val="19"/>
               </w:rPr>
-              <w:t>−2,907e-6</w:t>
+              <w:t>−2,907e-06</w:t>
             </w:r>
           </w:p>
         </w:tc>
@@ -15946,7 +16382,7 @@
                 <w:i w:val="0"/>
                 <w:sz w:val="19"/>
               </w:rPr>
-              <w:t>−1,480e-5</w:t>
+              <w:t>−1,480e-05</w:t>
             </w:r>
           </w:p>
         </w:tc>
@@ -16033,7 +16469,7 @@
                 <w:i w:val="0"/>
                 <w:sz w:val="19"/>
               </w:rPr>
-              <w:t>−4,768e-6</w:t>
+              <w:t>−4,768e-06</w:t>
             </w:r>
           </w:p>
         </w:tc>
@@ -16055,7 +16491,7 @@
                 <w:i w:val="0"/>
                 <w:sz w:val="19"/>
               </w:rPr>
-              <w:t>−2,033e-5</w:t>
+              <w:t>−2,033e-05</w:t>
             </w:r>
           </w:p>
         </w:tc>
@@ -16140,7 +16576,7 @@
                 <w:i w:val="0"/>
                 <w:sz w:val="19"/>
               </w:rPr>
-              <w:t>−2,384e-5</w:t>
+              <w:t>−2,384e-05</w:t>
             </w:r>
           </w:p>
         </w:tc>
@@ -16161,7 +16597,7 @@
                 <w:i w:val="0"/>
                 <w:sz w:val="19"/>
               </w:rPr>
-              <w:t>−3,635e-5</w:t>
+              <w:t>−3,635e-05</w:t>
             </w:r>
           </w:p>
         </w:tc>
@@ -16248,7 +16684,7 @@
                 <w:i w:val="0"/>
                 <w:sz w:val="19"/>
               </w:rPr>
-              <w:t>−2,556e-5</w:t>
+              <w:t>−2,556e-05</w:t>
             </w:r>
           </w:p>
         </w:tc>
@@ -16270,7 +16706,7 @@
                 <w:i w:val="0"/>
                 <w:sz w:val="19"/>
               </w:rPr>
-              <w:t>−4,301e-5</w:t>
+              <w:t>−4,301e-05</w:t>
             </w:r>
           </w:p>
         </w:tc>
@@ -16351,7 +16787,7 @@
           <w:color w:val="8A3024"/>
           <w:sz w:val="21"/>
         </w:rPr>
-        <w:t>+1,213e-6</w:t>
+        <w:t>+1,213e-06</w:t>
       </w:r>
       <w:r>
         <w:rPr>
@@ -16370,7 +16806,7 @@
           <w:color w:val="8A3024"/>
           <w:sz w:val="21"/>
         </w:rPr>
-        <w:t>-2,075e-6</w:t>
+        <w:t>-2,075e-06</w:t>
       </w:r>
       <w:r>
         <w:rPr>
@@ -16389,7 +16825,7 @@
           <w:color w:val="8A3024"/>
           <w:sz w:val="21"/>
         </w:rPr>
-        <w:t>-4,310e-7</w:t>
+        <w:t>-4,310e-07</w:t>
       </w:r>
       <w:r>
         <w:rPr>
@@ -16640,7 +17076,7 @@
           <w:color w:val="444C56"/>
           <w:sz w:val="20"/>
         </w:rPr>
-        <w:t>Bảng 15. Kiểm định 20 ô: 5 challenger × 2 fold seed × 2 mức ngân sách.</w:t>
+        <w:t>Bảng 16. Kiểm định 20 ô: 5 challenger × 2 fold seed × 2 mức ngân sách.</w:t>
       </w:r>
     </w:p>
     <w:tbl>
@@ -16881,7 +17317,7 @@
                 <w:i w:val="0"/>
                 <w:sz w:val="21"/>
               </w:rPr>
-              <w:t>+1,964e-6 đến +8,166e-5</w:t>
+              <w:t>+1,964e-06 đến +8,166e-05</w:t>
             </w:r>
           </w:p>
         </w:tc>
@@ -17380,7 +17816,7 @@
           <w:color w:val="444C56"/>
           <w:sz w:val="20"/>
         </w:rPr>
-        <w:t>Bảng 16. Can thiệp có hiệu lực đúng theo thiết kế.</w:t>
+        <w:t>Bảng 17. Can thiệp có hiệu lực đúng theo thiết kế.</w:t>
       </w:r>
     </w:p>
     <w:tbl>
@@ -17982,7 +18418,7 @@
           <w:color w:val="444C56"/>
           <w:sz w:val="20"/>
         </w:rPr>
-        <w:t>Bảng 17. Chín giai đoạn phát triển; mỗi giai đoạn đóng một giả thuyết.</w:t>
+        <w:t>Bảng 18. Chín giai đoạn phát triển; mỗi giai đoạn đóng một giả thuyết.</w:t>
       </w:r>
     </w:p>
     <w:tbl>
@@ -19002,6 +19438,3204 @@
     </w:p>
     <w:p>
       <w:pPr>
+        <w:pStyle w:val="Heading2"/>
+      </w:pPr>
+      <w:r>
+        <w:t>4.10. Toàn bộ candidate đã chạy</w:t>
+      </w:r>
+    </w:p>
+    <w:p>
+      <w:pPr/>
+      <w:r>
+        <w:t>Chín mục trên trình bày kết luận của từng giai đoạn. Mục này liệt kê đầy đủ mọi cấu hình đã chạy, để không thử nghiệm nào chỉ tồn tại trong artifact mà không có trong báo cáo. Cần phân biệt hai mức. Một họ ước lượng là thuật toán và cơ chế của nó; Bảng 4 liệt kê mười hai họ. Một candidate là một cấu hình cụ thể đã đăng ký để chạy, gồm họ cộng tiền xử lý cộng siêu tham số. Mọi tên xuất hiện trong các bảng kết quả là tên candidate, không phải tên họ: DR-Regression, DR-Binary và DR-Binary-MC2 cùng thuộc một họ với ba cấu hình nuisance khác nhau. Dự án đã chạy 31 candidate thuộc 12 họ, cộng ba ensemble.</w:t>
+      </w:r>
+    </w:p>
+    <w:p>
+      <w:pPr/>
+      <w:r>
+        <w:rPr>
+          <w:i/>
+          <w:sz w:val="20"/>
+        </w:rPr>
+        <w:t>Bảng 19. Toàn bộ 31 candidate đã đăng ký và chạy, xếp theo vòng giới thiệu. Nguồn: trường family trong configs/ và cột candidate_family của registry.</w:t>
+      </w:r>
+    </w:p>
+    <w:tbl>
+      <w:tblPr>
+        <w:tblStyle w:val="TableGrid"/>
+        <w:tblW w:type="auto" w:w="0"/>
+        <w:tblLook w:firstColumn="1" w:firstRow="1" w:lastColumn="0" w:lastRow="0" w:noHBand="0" w:noVBand="1" w:val="04A0"/>
+      </w:tblPr>
+      <w:tblGrid>
+        <w:gridCol w:w="1871"/>
+        <w:gridCol w:w="1871"/>
+        <w:gridCol w:w="1871"/>
+        <w:gridCol w:w="1871"/>
+        <w:gridCol w:w="1871"/>
+      </w:tblGrid>
+      <w:tr>
+        <w:tc>
+          <w:tcPr>
+            <w:tcW w:type="dxa" w:w="1871"/>
+          </w:tcPr>
+          <w:p>
+            <w:r>
+              <w:rPr>
+                <w:b/>
+                <w:sz w:val="18"/>
+              </w:rPr>
+              <w:t>Vòng</w:t>
+            </w:r>
+          </w:p>
+        </w:tc>
+        <w:tc>
+          <w:tcPr>
+            <w:tcW w:type="dxa" w:w="1871"/>
+          </w:tcPr>
+          <w:p>
+            <w:r>
+              <w:rPr>
+                <w:b/>
+                <w:sz w:val="18"/>
+              </w:rPr>
+              <w:t>Candidate</w:t>
+            </w:r>
+          </w:p>
+        </w:tc>
+        <w:tc>
+          <w:tcPr>
+            <w:tcW w:type="dxa" w:w="1871"/>
+          </w:tcPr>
+          <w:p>
+            <w:r>
+              <w:rPr>
+                <w:b/>
+                <w:sz w:val="18"/>
+              </w:rPr>
+              <w:t>Họ</w:t>
+            </w:r>
+          </w:p>
+        </w:tc>
+        <w:tc>
+          <w:tcPr>
+            <w:tcW w:type="dxa" w:w="1871"/>
+          </w:tcPr>
+          <w:p>
+            <w:r>
+              <w:rPr>
+                <w:b/>
+                <w:sz w:val="18"/>
+              </w:rPr>
+              <w:t>Cấu hình khác biệt</w:t>
+            </w:r>
+          </w:p>
+        </w:tc>
+        <w:tc>
+          <w:tcPr>
+            <w:tcW w:type="dxa" w:w="1871"/>
+          </w:tcPr>
+          <w:p>
+            <w:r>
+              <w:rPr>
+                <w:b/>
+                <w:sz w:val="18"/>
+              </w:rPr>
+              <w:t>Kết cục</w:t>
+            </w:r>
+          </w:p>
+        </w:tc>
+      </w:tr>
+      <w:tr>
+        <w:tc>
+          <w:tcPr>
+            <w:tcW w:type="dxa" w:w="1871"/>
+          </w:tcPr>
+          <w:p>
+            <w:r>
+              <w:rPr>
+                <w:sz w:val="18"/>
+              </w:rPr>
+              <w:t>1</w:t>
+            </w:r>
+          </w:p>
+        </w:tc>
+        <w:tc>
+          <w:tcPr>
+            <w:tcW w:type="dxa" w:w="1871"/>
+          </w:tcPr>
+          <w:p>
+            <w:r>
+              <w:rPr>
+                <w:sz w:val="18"/>
+              </w:rPr>
+              <w:t>Response</w:t>
+            </w:r>
+          </w:p>
+        </w:tc>
+        <w:tc>
+          <w:tcPr>
+            <w:tcW w:type="dxa" w:w="1871"/>
+          </w:tcPr>
+          <w:p>
+            <w:r>
+              <w:rPr>
+                <w:sz w:val="18"/>
+              </w:rPr>
+              <w:t>response</w:t>
+            </w:r>
+          </w:p>
+        </w:tc>
+        <w:tc>
+          <w:tcPr>
+            <w:tcW w:type="dxa" w:w="1871"/>
+          </w:tcPr>
+          <w:p>
+            <w:r>
+              <w:rPr>
+                <w:sz w:val="18"/>
+              </w:rPr>
+              <w:t>baseline dự đoán, không ước lượng CATE</w:t>
+            </w:r>
+          </w:p>
+        </w:tc>
+        <w:tc>
+          <w:tcPr>
+            <w:tcW w:type="dxa" w:w="1871"/>
+          </w:tcPr>
+          <w:p>
+            <w:r>
+              <w:rPr>
+                <w:sz w:val="18"/>
+              </w:rPr>
+              <w:t>Champion; Qini 0,1879 dẫn đầu</w:t>
+            </w:r>
+          </w:p>
+        </w:tc>
+      </w:tr>
+      <w:tr>
+        <w:tc>
+          <w:tcPr>
+            <w:tcW w:type="dxa" w:w="1871"/>
+          </w:tcPr>
+          <w:p>
+            <w:r>
+              <w:rPr>
+                <w:sz w:val="18"/>
+              </w:rPr>
+              <w:t>1</w:t>
+            </w:r>
+          </w:p>
+        </w:tc>
+        <w:tc>
+          <w:tcPr>
+            <w:tcW w:type="dxa" w:w="1871"/>
+          </w:tcPr>
+          <w:p>
+            <w:r>
+              <w:rPr>
+                <w:sz w:val="18"/>
+              </w:rPr>
+              <w:t>S-Learner</w:t>
+            </w:r>
+          </w:p>
+        </w:tc>
+        <w:tc>
+          <w:tcPr>
+            <w:tcW w:type="dxa" w:w="1871"/>
+          </w:tcPr>
+          <w:p>
+            <w:r>
+              <w:rPr>
+                <w:sz w:val="18"/>
+              </w:rPr>
+              <w:t>s_learner</w:t>
+            </w:r>
+          </w:p>
+        </w:tc>
+        <w:tc>
+          <w:tcPr>
+            <w:tcW w:type="dxa" w:w="1871"/>
+          </w:tcPr>
+          <w:p>
+            <w:r>
+              <w:rPr>
+                <w:sz w:val="18"/>
+              </w:rPr>
+              <w:t>một mô hình trên (X, T), outcome regressor</w:t>
+            </w:r>
+          </w:p>
+        </w:tc>
+        <w:tc>
+          <w:tcPr>
+            <w:tcW w:type="dxa" w:w="1871"/>
+          </w:tcPr>
+          <w:p>
+            <w:r>
+              <w:rPr>
+                <w:sz w:val="18"/>
+              </w:rPr>
+              <w:t>Qini 0,1772; paired CI so với Response chứa 0</w:t>
+            </w:r>
+          </w:p>
+        </w:tc>
+      </w:tr>
+      <w:tr>
+        <w:tc>
+          <w:tcPr>
+            <w:tcW w:type="dxa" w:w="1871"/>
+          </w:tcPr>
+          <w:p>
+            <w:r>
+              <w:rPr>
+                <w:sz w:val="18"/>
+              </w:rPr>
+              <w:t>1</w:t>
+            </w:r>
+          </w:p>
+        </w:tc>
+        <w:tc>
+          <w:tcPr>
+            <w:tcW w:type="dxa" w:w="1871"/>
+          </w:tcPr>
+          <w:p>
+            <w:r>
+              <w:rPr>
+                <w:sz w:val="18"/>
+              </w:rPr>
+              <w:t>X-Learner</w:t>
+            </w:r>
+          </w:p>
+        </w:tc>
+        <w:tc>
+          <w:tcPr>
+            <w:tcW w:type="dxa" w:w="1871"/>
+          </w:tcPr>
+          <w:p>
+            <w:r>
+              <w:rPr>
+                <w:sz w:val="18"/>
+              </w:rPr>
+              <w:t>x_learner</w:t>
+            </w:r>
+          </w:p>
+        </w:tc>
+        <w:tc>
+          <w:tcPr>
+            <w:tcW w:type="dxa" w:w="1871"/>
+          </w:tcPr>
+          <w:p>
+            <w:r>
+              <w:rPr>
+                <w:sz w:val="18"/>
+              </w:rPr>
+              <w:t>under7, outcome classifier, propensity cố định</w:t>
+            </w:r>
+          </w:p>
+        </w:tc>
+        <w:tc>
+          <w:tcPr>
+            <w:tcW w:type="dxa" w:w="1871"/>
+          </w:tcPr>
+          <w:p>
+            <w:r>
+              <w:rPr>
+                <w:sz w:val="18"/>
+              </w:rPr>
+              <w:t>Qini 0,1672; paired CI chứa 0</w:t>
+            </w:r>
+          </w:p>
+        </w:tc>
+      </w:tr>
+      <w:tr>
+        <w:tc>
+          <w:tcPr>
+            <w:tcW w:type="dxa" w:w="1871"/>
+          </w:tcPr>
+          <w:p>
+            <w:r>
+              <w:rPr>
+                <w:sz w:val="18"/>
+              </w:rPr>
+              <w:t>1</w:t>
+            </w:r>
+          </w:p>
+        </w:tc>
+        <w:tc>
+          <w:tcPr>
+            <w:tcW w:type="dxa" w:w="1871"/>
+          </w:tcPr>
+          <w:p>
+            <w:r>
+              <w:rPr>
+                <w:sz w:val="18"/>
+              </w:rPr>
+              <w:t>DR-Learner</w:t>
+            </w:r>
+          </w:p>
+        </w:tc>
+        <w:tc>
+          <w:tcPr>
+            <w:tcW w:type="dxa" w:w="1871"/>
+          </w:tcPr>
+          <w:p>
+            <w:r>
+              <w:rPr>
+                <w:sz w:val="18"/>
+              </w:rPr>
+              <w:t>dr_learner</w:t>
+            </w:r>
+          </w:p>
+        </w:tc>
+        <w:tc>
+          <w:tcPr>
+            <w:tcW w:type="dxa" w:w="1871"/>
+          </w:tcPr>
+          <w:p>
+            <w:r>
+              <w:rPr>
+                <w:sz w:val="18"/>
+              </w:rPr>
+              <w:t>pseudo-outcome AIPW, nuisance regressor</w:t>
+            </w:r>
+          </w:p>
+        </w:tc>
+        <w:tc>
+          <w:tcPr>
+            <w:tcW w:type="dxa" w:w="1871"/>
+          </w:tcPr>
+          <w:p>
+            <w:r>
+              <w:rPr>
+                <w:sz w:val="18"/>
+              </w:rPr>
+              <w:t>Qini 0,1540; paired CI tách khỏi Response</w:t>
+            </w:r>
+          </w:p>
+        </w:tc>
+      </w:tr>
+      <w:tr>
+        <w:tc>
+          <w:tcPr>
+            <w:tcW w:type="dxa" w:w="1871"/>
+          </w:tcPr>
+          <w:p>
+            <w:r>
+              <w:rPr>
+                <w:sz w:val="18"/>
+              </w:rPr>
+              <w:t>1</w:t>
+            </w:r>
+          </w:p>
+        </w:tc>
+        <w:tc>
+          <w:tcPr>
+            <w:tcW w:type="dxa" w:w="1871"/>
+          </w:tcPr>
+          <w:p>
+            <w:r>
+              <w:rPr>
+                <w:sz w:val="18"/>
+              </w:rPr>
+              <w:t>T-Learner</w:t>
+            </w:r>
+          </w:p>
+        </w:tc>
+        <w:tc>
+          <w:tcPr>
+            <w:tcW w:type="dxa" w:w="1871"/>
+          </w:tcPr>
+          <w:p>
+            <w:r>
+              <w:rPr>
+                <w:sz w:val="18"/>
+              </w:rPr>
+              <w:t>t_learner</w:t>
+            </w:r>
+          </w:p>
+        </w:tc>
+        <w:tc>
+          <w:tcPr>
+            <w:tcW w:type="dxa" w:w="1871"/>
+          </w:tcPr>
+          <w:p>
+            <w:r>
+              <w:rPr>
+                <w:sz w:val="18"/>
+              </w:rPr>
+              <w:t>hai mô hình outcome riêng, regressor</w:t>
+            </w:r>
+          </w:p>
+        </w:tc>
+        <w:tc>
+          <w:tcPr>
+            <w:tcW w:type="dxa" w:w="1871"/>
+          </w:tcPr>
+          <w:p>
+            <w:r>
+              <w:rPr>
+                <w:sz w:val="18"/>
+              </w:rPr>
+              <w:t>Qini 0,1420; paired CI tách khỏi Response</w:t>
+            </w:r>
+          </w:p>
+        </w:tc>
+      </w:tr>
+      <w:tr>
+        <w:tc>
+          <w:tcPr>
+            <w:tcW w:type="dxa" w:w="1871"/>
+          </w:tcPr>
+          <w:p>
+            <w:r>
+              <w:rPr>
+                <w:sz w:val="18"/>
+              </w:rPr>
+              <w:t>2</w:t>
+            </w:r>
+          </w:p>
+        </w:tc>
+        <w:tc>
+          <w:tcPr>
+            <w:tcW w:type="dxa" w:w="1871"/>
+          </w:tcPr>
+          <w:p>
+            <w:r>
+              <w:rPr>
+                <w:sz w:val="18"/>
+              </w:rPr>
+              <w:t>X-Renormalized</w:t>
+            </w:r>
+          </w:p>
+        </w:tc>
+        <w:tc>
+          <w:tcPr>
+            <w:tcW w:type="dxa" w:w="1871"/>
+          </w:tcPr>
+          <w:p>
+            <w:r>
+              <w:rPr>
+                <w:sz w:val="18"/>
+              </w:rPr>
+              <w:t>x_learner</w:t>
+            </w:r>
+          </w:p>
+        </w:tc>
+        <w:tc>
+          <w:tcPr>
+            <w:tcW w:type="dxa" w:w="1871"/>
+          </w:tcPr>
+          <w:p>
+            <w:r>
+              <w:rPr>
+                <w:sz w:val="18"/>
+              </w:rPr>
+              <w:t>under7 rồi chia lại điểm cho k</w:t>
+            </w:r>
+          </w:p>
+        </w:tc>
+        <w:tc>
+          <w:tcPr>
+            <w:tcW w:type="dxa" w:w="1871"/>
+          </w:tcPr>
+          <w:p>
+            <w:r>
+              <w:rPr>
+                <w:sz w:val="18"/>
+              </w:rPr>
+              <w:t>Qini 0,191557 — cao nhất bảng; ΔQini CI chứa 0</w:t>
+            </w:r>
+          </w:p>
+        </w:tc>
+      </w:tr>
+      <w:tr>
+        <w:tc>
+          <w:tcPr>
+            <w:tcW w:type="dxa" w:w="1871"/>
+          </w:tcPr>
+          <w:p>
+            <w:r>
+              <w:rPr>
+                <w:sz w:val="18"/>
+              </w:rPr>
+              <w:t>2</w:t>
+            </w:r>
+          </w:p>
+        </w:tc>
+        <w:tc>
+          <w:tcPr>
+            <w:tcW w:type="dxa" w:w="1871"/>
+          </w:tcPr>
+          <w:p>
+            <w:r>
+              <w:rPr>
+                <w:sz w:val="18"/>
+              </w:rPr>
+              <w:t>X-Calibrated</w:t>
+            </w:r>
+          </w:p>
+        </w:tc>
+        <w:tc>
+          <w:tcPr>
+            <w:tcW w:type="dxa" w:w="1871"/>
+          </w:tcPr>
+          <w:p>
+            <w:r>
+              <w:rPr>
+                <w:sz w:val="18"/>
+              </w:rPr>
+              <w:t>x_learner</w:t>
+            </w:r>
+          </w:p>
+        </w:tc>
+        <w:tc>
+          <w:tcPr>
+            <w:tcW w:type="dxa" w:w="1871"/>
+          </w:tcPr>
+          <w:p>
+            <w:r>
+              <w:rPr>
+                <w:sz w:val="18"/>
+              </w:rPr>
+              <w:t>thêm τ-isotonic trên validation</w:t>
+            </w:r>
+          </w:p>
+        </w:tc>
+        <w:tc>
+          <w:tcPr>
+            <w:tcW w:type="dxa" w:w="1871"/>
+          </w:tcPr>
+          <w:p>
+            <w:r>
+              <w:rPr>
+                <w:sz w:val="18"/>
+              </w:rPr>
+              <w:t>EUCE 0,000462 → 0,000240; ΔQini CI chứa 0; giữ làm ablation</w:t>
+            </w:r>
+          </w:p>
+        </w:tc>
+      </w:tr>
+      <w:tr>
+        <w:tc>
+          <w:tcPr>
+            <w:tcW w:type="dxa" w:w="1871"/>
+          </w:tcPr>
+          <w:p>
+            <w:r>
+              <w:rPr>
+                <w:sz w:val="18"/>
+              </w:rPr>
+              <w:t>2</w:t>
+            </w:r>
+          </w:p>
+        </w:tc>
+        <w:tc>
+          <w:tcPr>
+            <w:tcW w:type="dxa" w:w="1871"/>
+          </w:tcPr>
+          <w:p>
+            <w:r>
+              <w:rPr>
+                <w:sz w:val="18"/>
+              </w:rPr>
+              <w:t>T-LocalExact</w:t>
+            </w:r>
+          </w:p>
+        </w:tc>
+        <w:tc>
+          <w:tcPr>
+            <w:tcW w:type="dxa" w:w="1871"/>
+          </w:tcPr>
+          <w:p>
+            <w:r>
+              <w:rPr>
+                <w:sz w:val="18"/>
+              </w:rPr>
+              <w:t>t_learner</w:t>
+            </w:r>
+          </w:p>
+        </w:tc>
+        <w:tc>
+          <w:tcPr>
+            <w:tcW w:type="dxa" w:w="1871"/>
+          </w:tcPr>
+          <w:p>
+            <w:r>
+              <w:rPr>
+                <w:sz w:val="18"/>
+              </w:rPr>
+              <w:t>khôi phục xác suất chính xác theo từng nhánh</w:t>
+            </w:r>
+          </w:p>
+        </w:tc>
+        <w:tc>
+          <w:tcPr>
+            <w:tcW w:type="dxa" w:w="1871"/>
+          </w:tcPr>
+          <w:p>
+            <w:r>
+              <w:rPr>
+                <w:sz w:val="18"/>
+              </w:rPr>
+              <w:t>Qini 0,117668 — thấp nhất; phương pháp exact không tự cải thiện xếp hạng</w:t>
+            </w:r>
+          </w:p>
+        </w:tc>
+      </w:tr>
+      <w:tr>
+        <w:tc>
+          <w:tcPr>
+            <w:tcW w:type="dxa" w:w="1871"/>
+          </w:tcPr>
+          <w:p>
+            <w:r>
+              <w:rPr>
+                <w:sz w:val="18"/>
+              </w:rPr>
+              <w:t>3</w:t>
+            </w:r>
+          </w:p>
+        </w:tc>
+        <w:tc>
+          <w:tcPr>
+            <w:tcW w:type="dxa" w:w="1871"/>
+          </w:tcPr>
+          <w:p>
+            <w:r>
+              <w:rPr>
+                <w:sz w:val="18"/>
+              </w:rPr>
+              <w:t>S-Under7</w:t>
+            </w:r>
+          </w:p>
+        </w:tc>
+        <w:tc>
+          <w:tcPr>
+            <w:tcW w:type="dxa" w:w="1871"/>
+          </w:tcPr>
+          <w:p>
+            <w:r>
+              <w:rPr>
+                <w:sz w:val="18"/>
+              </w:rPr>
+              <w:t>s_learner</w:t>
+            </w:r>
+          </w:p>
+        </w:tc>
+        <w:tc>
+          <w:tcPr>
+            <w:tcW w:type="dxa" w:w="1871"/>
+          </w:tcPr>
+          <w:p>
+            <w:r>
+              <w:rPr>
+                <w:sz w:val="18"/>
+              </w:rPr>
+              <w:t>under7, outcome classifier</w:t>
+            </w:r>
+          </w:p>
+        </w:tc>
+        <w:tc>
+          <w:tcPr>
+            <w:tcW w:type="dxa" w:w="1871"/>
+          </w:tcPr>
+          <w:p>
+            <w:r>
+              <w:rPr>
+                <w:sz w:val="18"/>
+              </w:rPr>
+              <w:t>Lên full development; confirmation 0,000896; ΔCI chứa 0</w:t>
+            </w:r>
+          </w:p>
+        </w:tc>
+      </w:tr>
+      <w:tr>
+        <w:tc>
+          <w:tcPr>
+            <w:tcW w:type="dxa" w:w="1871"/>
+          </w:tcPr>
+          <w:p>
+            <w:r>
+              <w:rPr>
+                <w:sz w:val="18"/>
+              </w:rPr>
+              <w:t>3</w:t>
+            </w:r>
+          </w:p>
+        </w:tc>
+        <w:tc>
+          <w:tcPr>
+            <w:tcW w:type="dxa" w:w="1871"/>
+          </w:tcPr>
+          <w:p>
+            <w:r>
+              <w:rPr>
+                <w:sz w:val="18"/>
+              </w:rPr>
+              <w:t>T-Under7</w:t>
+            </w:r>
+          </w:p>
+        </w:tc>
+        <w:tc>
+          <w:tcPr>
+            <w:tcW w:type="dxa" w:w="1871"/>
+          </w:tcPr>
+          <w:p>
+            <w:r>
+              <w:rPr>
+                <w:sz w:val="18"/>
+              </w:rPr>
+              <w:t>t_learner</w:t>
+            </w:r>
+          </w:p>
+        </w:tc>
+        <w:tc>
+          <w:tcPr>
+            <w:tcW w:type="dxa" w:w="1871"/>
+          </w:tcPr>
+          <w:p>
+            <w:r>
+              <w:rPr>
+                <w:sz w:val="18"/>
+              </w:rPr>
+              <w:t>under7, outcome classifier</w:t>
+            </w:r>
+          </w:p>
+        </w:tc>
+        <w:tc>
+          <w:tcPr>
+            <w:tcW w:type="dxa" w:w="1871"/>
+          </w:tcPr>
+          <w:p>
+            <w:r>
+              <w:rPr>
+                <w:sz w:val="18"/>
+              </w:rPr>
+              <w:t>Dừng ở sàng lọc 20% (0,000519)</w:t>
+            </w:r>
+          </w:p>
+        </w:tc>
+      </w:tr>
+      <w:tr>
+        <w:tc>
+          <w:tcPr>
+            <w:tcW w:type="dxa" w:w="1871"/>
+          </w:tcPr>
+          <w:p>
+            <w:r>
+              <w:rPr>
+                <w:sz w:val="18"/>
+              </w:rPr>
+              <w:t>3</w:t>
+            </w:r>
+          </w:p>
+        </w:tc>
+        <w:tc>
+          <w:tcPr>
+            <w:tcW w:type="dxa" w:w="1871"/>
+          </w:tcPr>
+          <w:p>
+            <w:r>
+              <w:rPr>
+                <w:sz w:val="18"/>
+              </w:rPr>
+              <w:t>DR-Regression</w:t>
+            </w:r>
+          </w:p>
+        </w:tc>
+        <w:tc>
+          <w:tcPr>
+            <w:tcW w:type="dxa" w:w="1871"/>
+          </w:tcPr>
+          <w:p>
+            <w:r>
+              <w:rPr>
+                <w:sz w:val="18"/>
+              </w:rPr>
+              <w:t>dr_learner</w:t>
+            </w:r>
+          </w:p>
+        </w:tc>
+        <w:tc>
+          <w:tcPr>
+            <w:tcW w:type="dxa" w:w="1871"/>
+          </w:tcPr>
+          <w:p>
+            <w:r>
+              <w:rPr>
+                <w:sz w:val="18"/>
+              </w:rPr>
+              <w:t>nuisance regressor, cv = 3</w:t>
+            </w:r>
+          </w:p>
+        </w:tc>
+        <w:tc>
+          <w:tcPr>
+            <w:tcW w:type="dxa" w:w="1871"/>
+          </w:tcPr>
+          <w:p>
+            <w:r>
+              <w:rPr>
+                <w:sz w:val="18"/>
+              </w:rPr>
+              <w:t>Dừng ở sàng lọc 20% (0,000570)</w:t>
+            </w:r>
+          </w:p>
+        </w:tc>
+      </w:tr>
+      <w:tr>
+        <w:tc>
+          <w:tcPr>
+            <w:tcW w:type="dxa" w:w="1871"/>
+          </w:tcPr>
+          <w:p>
+            <w:r>
+              <w:rPr>
+                <w:sz w:val="18"/>
+              </w:rPr>
+              <w:t>3</w:t>
+            </w:r>
+          </w:p>
+        </w:tc>
+        <w:tc>
+          <w:tcPr>
+            <w:tcW w:type="dxa" w:w="1871"/>
+          </w:tcPr>
+          <w:p>
+            <w:r>
+              <w:rPr>
+                <w:sz w:val="18"/>
+              </w:rPr>
+              <w:t>DR-Binary</w:t>
+            </w:r>
+          </w:p>
+        </w:tc>
+        <w:tc>
+          <w:tcPr>
+            <w:tcW w:type="dxa" w:w="1871"/>
+          </w:tcPr>
+          <w:p>
+            <w:r>
+              <w:rPr>
+                <w:sz w:val="18"/>
+              </w:rPr>
+              <w:t>dr_learner</w:t>
+            </w:r>
+          </w:p>
+        </w:tc>
+        <w:tc>
+          <w:tcPr>
+            <w:tcW w:type="dxa" w:w="1871"/>
+          </w:tcPr>
+          <w:p>
+            <w:r>
+              <w:rPr>
+                <w:sz w:val="18"/>
+              </w:rPr>
+              <w:t>nuisance classifier, cv = 3</w:t>
+            </w:r>
+          </w:p>
+        </w:tc>
+        <w:tc>
+          <w:tcPr>
+            <w:tcW w:type="dxa" w:w="1871"/>
+          </w:tcPr>
+          <w:p>
+            <w:r>
+              <w:rPr>
+                <w:sz w:val="18"/>
+              </w:rPr>
+              <w:t>Dừng ở sàng lọc 20% (0,000554)</w:t>
+            </w:r>
+          </w:p>
+        </w:tc>
+      </w:tr>
+      <w:tr>
+        <w:tc>
+          <w:tcPr>
+            <w:tcW w:type="dxa" w:w="1871"/>
+          </w:tcPr>
+          <w:p>
+            <w:r>
+              <w:rPr>
+                <w:sz w:val="18"/>
+              </w:rPr>
+              <w:t>3</w:t>
+            </w:r>
+          </w:p>
+        </w:tc>
+        <w:tc>
+          <w:tcPr>
+            <w:tcW w:type="dxa" w:w="1871"/>
+          </w:tcPr>
+          <w:p>
+            <w:r>
+              <w:rPr>
+                <w:sz w:val="18"/>
+              </w:rPr>
+              <w:t>DR-Binary-MC2</w:t>
+            </w:r>
+          </w:p>
+        </w:tc>
+        <w:tc>
+          <w:tcPr>
+            <w:tcW w:type="dxa" w:w="1871"/>
+          </w:tcPr>
+          <w:p>
+            <w:r>
+              <w:rPr>
+                <w:sz w:val="18"/>
+              </w:rPr>
+              <w:t>dr_learner</w:t>
+            </w:r>
+          </w:p>
+        </w:tc>
+        <w:tc>
+          <w:tcPr>
+            <w:tcW w:type="dxa" w:w="1871"/>
+          </w:tcPr>
+          <w:p>
+            <w:r>
+              <w:rPr>
+                <w:sz w:val="18"/>
+              </w:rPr>
+              <w:t>nuisance classifier, mc_iters = 2</w:t>
+            </w:r>
+          </w:p>
+        </w:tc>
+        <w:tc>
+          <w:tcPr>
+            <w:tcW w:type="dxa" w:w="1871"/>
+          </w:tcPr>
+          <w:p>
+            <w:r>
+              <w:rPr>
+                <w:sz w:val="18"/>
+              </w:rPr>
+              <w:t>Dừng ở sàng lọc 20% (0,000569)</w:t>
+            </w:r>
+          </w:p>
+        </w:tc>
+      </w:tr>
+      <w:tr>
+        <w:tc>
+          <w:tcPr>
+            <w:tcW w:type="dxa" w:w="1871"/>
+          </w:tcPr>
+          <w:p>
+            <w:r>
+              <w:rPr>
+                <w:sz w:val="18"/>
+              </w:rPr>
+              <w:t>3</w:t>
+            </w:r>
+          </w:p>
+        </w:tc>
+        <w:tc>
+          <w:tcPr>
+            <w:tcW w:type="dxa" w:w="1871"/>
+          </w:tcPr>
+          <w:p>
+            <w:r>
+              <w:rPr>
+                <w:sz w:val="18"/>
+              </w:rPr>
+              <w:t>R-Regression</w:t>
+            </w:r>
+          </w:p>
+        </w:tc>
+        <w:tc>
+          <w:tcPr>
+            <w:tcW w:type="dxa" w:w="1871"/>
+          </w:tcPr>
+          <w:p>
+            <w:r>
+              <w:rPr>
+                <w:sz w:val="18"/>
+              </w:rPr>
+              <w:t>r_learner</w:t>
+            </w:r>
+          </w:p>
+        </w:tc>
+        <w:tc>
+          <w:tcPr>
+            <w:tcW w:type="dxa" w:w="1871"/>
+          </w:tcPr>
+          <w:p>
+            <w:r>
+              <w:rPr>
+                <w:sz w:val="18"/>
+              </w:rPr>
+              <w:t>Robinson, nuisance regressor, cv = 3</w:t>
+            </w:r>
+          </w:p>
+        </w:tc>
+        <w:tc>
+          <w:tcPr>
+            <w:tcW w:type="dxa" w:w="1871"/>
+          </w:tcPr>
+          <w:p>
+            <w:r>
+              <w:rPr>
+                <w:sz w:val="18"/>
+              </w:rPr>
+              <w:t>Dừng ở sàng lọc 20% (0,000522)</w:t>
+            </w:r>
+          </w:p>
+        </w:tc>
+      </w:tr>
+      <w:tr>
+        <w:tc>
+          <w:tcPr>
+            <w:tcW w:type="dxa" w:w="1871"/>
+          </w:tcPr>
+          <w:p>
+            <w:r>
+              <w:rPr>
+                <w:sz w:val="18"/>
+              </w:rPr>
+              <w:t>3</w:t>
+            </w:r>
+          </w:p>
+        </w:tc>
+        <w:tc>
+          <w:tcPr>
+            <w:tcW w:type="dxa" w:w="1871"/>
+          </w:tcPr>
+          <w:p>
+            <w:r>
+              <w:rPr>
+                <w:sz w:val="18"/>
+              </w:rPr>
+              <w:t>R-Binary</w:t>
+            </w:r>
+          </w:p>
+        </w:tc>
+        <w:tc>
+          <w:tcPr>
+            <w:tcW w:type="dxa" w:w="1871"/>
+          </w:tcPr>
+          <w:p>
+            <w:r>
+              <w:rPr>
+                <w:sz w:val="18"/>
+              </w:rPr>
+              <w:t>r_learner</w:t>
+            </w:r>
+          </w:p>
+        </w:tc>
+        <w:tc>
+          <w:tcPr>
+            <w:tcW w:type="dxa" w:w="1871"/>
+          </w:tcPr>
+          <w:p>
+            <w:r>
+              <w:rPr>
+                <w:sz w:val="18"/>
+              </w:rPr>
+              <w:t>Robinson, nuisance classifier, cv = 3</w:t>
+            </w:r>
+          </w:p>
+        </w:tc>
+        <w:tc>
+          <w:tcPr>
+            <w:tcW w:type="dxa" w:w="1871"/>
+          </w:tcPr>
+          <w:p>
+            <w:r>
+              <w:rPr>
+                <w:sz w:val="18"/>
+              </w:rPr>
+              <w:t>Dừng ở sàng lọc 20% (0,000552)</w:t>
+            </w:r>
+          </w:p>
+        </w:tc>
+      </w:tr>
+      <w:tr>
+        <w:tc>
+          <w:tcPr>
+            <w:tcW w:type="dxa" w:w="1871"/>
+          </w:tcPr>
+          <w:p>
+            <w:r>
+              <w:rPr>
+                <w:sz w:val="18"/>
+              </w:rPr>
+              <w:t>3</w:t>
+            </w:r>
+          </w:p>
+        </w:tc>
+        <w:tc>
+          <w:tcPr>
+            <w:tcW w:type="dxa" w:w="1871"/>
+          </w:tcPr>
+          <w:p>
+            <w:r>
+              <w:rPr>
+                <w:sz w:val="18"/>
+              </w:rPr>
+              <w:t>Rank-K05</w:t>
+            </w:r>
+          </w:p>
+        </w:tc>
+        <w:tc>
+          <w:tcPr>
+            <w:tcW w:type="dxa" w:w="1871"/>
+          </w:tcPr>
+          <w:p>
+            <w:r>
+              <w:rPr>
+                <w:sz w:val="18"/>
+              </w:rPr>
+              <w:t>rank_learner</w:t>
+            </w:r>
+          </w:p>
+        </w:tc>
+        <w:tc>
+          <w:tcPr>
+            <w:tcW w:type="dxa" w:w="1871"/>
+          </w:tcPr>
+          <w:p>
+            <w:r>
+              <w:rPr>
+                <w:sz w:val="18"/>
+              </w:rPr>
+              <w:t>kappa_scale = 0,5</w:t>
+            </w:r>
+          </w:p>
+        </w:tc>
+        <w:tc>
+          <w:tcPr>
+            <w:tcW w:type="dxa" w:w="1871"/>
+          </w:tcPr>
+          <w:p>
+            <w:r>
+              <w:rPr>
+                <w:sz w:val="18"/>
+              </w:rPr>
+              <w:t>Confirmation 0,000848; paired CI dưới 0</w:t>
+            </w:r>
+          </w:p>
+        </w:tc>
+      </w:tr>
+      <w:tr>
+        <w:tc>
+          <w:tcPr>
+            <w:tcW w:type="dxa" w:w="1871"/>
+          </w:tcPr>
+          <w:p>
+            <w:r>
+              <w:rPr>
+                <w:sz w:val="18"/>
+              </w:rPr>
+              <w:t>3</w:t>
+            </w:r>
+          </w:p>
+        </w:tc>
+        <w:tc>
+          <w:tcPr>
+            <w:tcW w:type="dxa" w:w="1871"/>
+          </w:tcPr>
+          <w:p>
+            <w:r>
+              <w:rPr>
+                <w:sz w:val="18"/>
+              </w:rPr>
+              <w:t>Rank-K1</w:t>
+            </w:r>
+          </w:p>
+        </w:tc>
+        <w:tc>
+          <w:tcPr>
+            <w:tcW w:type="dxa" w:w="1871"/>
+          </w:tcPr>
+          <w:p>
+            <w:r>
+              <w:rPr>
+                <w:sz w:val="18"/>
+              </w:rPr>
+              <w:t>rank_learner</w:t>
+            </w:r>
+          </w:p>
+        </w:tc>
+        <w:tc>
+          <w:tcPr>
+            <w:tcW w:type="dxa" w:w="1871"/>
+          </w:tcPr>
+          <w:p>
+            <w:r>
+              <w:rPr>
+                <w:sz w:val="18"/>
+              </w:rPr>
+              <w:t>kappa_scale = 1,0</w:t>
+            </w:r>
+          </w:p>
+        </w:tc>
+        <w:tc>
+          <w:tcPr>
+            <w:tcW w:type="dxa" w:w="1871"/>
+          </w:tcPr>
+          <w:p>
+            <w:r>
+              <w:rPr>
+                <w:sz w:val="18"/>
+              </w:rPr>
+              <w:t>Confirmation 0,000852; paired CI dưới 0</w:t>
+            </w:r>
+          </w:p>
+        </w:tc>
+      </w:tr>
+      <w:tr>
+        <w:tc>
+          <w:tcPr>
+            <w:tcW w:type="dxa" w:w="1871"/>
+          </w:tcPr>
+          <w:p>
+            <w:r>
+              <w:rPr>
+                <w:sz w:val="18"/>
+              </w:rPr>
+              <w:t>3</w:t>
+            </w:r>
+          </w:p>
+        </w:tc>
+        <w:tc>
+          <w:tcPr>
+            <w:tcW w:type="dxa" w:w="1871"/>
+          </w:tcPr>
+          <w:p>
+            <w:r>
+              <w:rPr>
+                <w:sz w:val="18"/>
+              </w:rPr>
+              <w:t>Rank-K2</w:t>
+            </w:r>
+          </w:p>
+        </w:tc>
+        <w:tc>
+          <w:tcPr>
+            <w:tcW w:type="dxa" w:w="1871"/>
+          </w:tcPr>
+          <w:p>
+            <w:r>
+              <w:rPr>
+                <w:sz w:val="18"/>
+              </w:rPr>
+              <w:t>rank_learner</w:t>
+            </w:r>
+          </w:p>
+        </w:tc>
+        <w:tc>
+          <w:tcPr>
+            <w:tcW w:type="dxa" w:w="1871"/>
+          </w:tcPr>
+          <w:p>
+            <w:r>
+              <w:rPr>
+                <w:sz w:val="18"/>
+              </w:rPr>
+              <w:t>kappa_scale = 2,0</w:t>
+            </w:r>
+          </w:p>
+        </w:tc>
+        <w:tc>
+          <w:tcPr>
+            <w:tcW w:type="dxa" w:w="1871"/>
+          </w:tcPr>
+          <w:p>
+            <w:r>
+              <w:rPr>
+                <w:sz w:val="18"/>
+              </w:rPr>
+              <w:t>Confirmation 0,000862; paired CI dưới 0</w:t>
+            </w:r>
+          </w:p>
+        </w:tc>
+      </w:tr>
+      <w:tr>
+        <w:tc>
+          <w:tcPr>
+            <w:tcW w:type="dxa" w:w="1871"/>
+          </w:tcPr>
+          <w:p>
+            <w:r>
+              <w:rPr>
+                <w:sz w:val="18"/>
+              </w:rPr>
+              <w:t>3</w:t>
+            </w:r>
+          </w:p>
+        </w:tc>
+        <w:tc>
+          <w:tcPr>
+            <w:tcW w:type="dxa" w:w="1871"/>
+          </w:tcPr>
+          <w:p>
+            <w:r>
+              <w:rPr>
+                <w:sz w:val="18"/>
+              </w:rPr>
+              <w:t>Ensemble-QAgg</w:t>
+            </w:r>
+          </w:p>
+        </w:tc>
+        <w:tc>
+          <w:tcPr>
+            <w:tcW w:type="dxa" w:w="1871"/>
+          </w:tcPr>
+          <w:p>
+            <w:r>
+              <w:rPr>
+                <w:sz w:val="18"/>
+              </w:rPr>
+              <w:t>ensemble</w:t>
+            </w:r>
+          </w:p>
+        </w:tc>
+        <w:tc>
+          <w:tcPr>
+            <w:tcW w:type="dxa" w:w="1871"/>
+          </w:tcPr>
+          <w:p>
+            <w:r>
+              <w:rPr>
+                <w:sz w:val="18"/>
+              </w:rPr>
+              <w:t>Q-aggregation trên simplex, nu = 0,5</w:t>
+            </w:r>
+          </w:p>
+        </w:tc>
+        <w:tc>
+          <w:tcPr>
+            <w:tcW w:type="dxa" w:w="1871"/>
+          </w:tcPr>
+          <w:p>
+            <w:r>
+              <w:rPr>
+                <w:sz w:val="18"/>
+              </w:rPr>
+              <w:t>0,000911; Qini 0,209845 cao nhất bảng; ΔCI chứa 0</w:t>
+            </w:r>
+          </w:p>
+        </w:tc>
+      </w:tr>
+      <w:tr>
+        <w:tc>
+          <w:tcPr>
+            <w:tcW w:type="dxa" w:w="1871"/>
+          </w:tcPr>
+          <w:p>
+            <w:r>
+              <w:rPr>
+                <w:sz w:val="18"/>
+              </w:rPr>
+              <w:t>3</w:t>
+            </w:r>
+          </w:p>
+        </w:tc>
+        <w:tc>
+          <w:tcPr>
+            <w:tcW w:type="dxa" w:w="1871"/>
+          </w:tcPr>
+          <w:p>
+            <w:r>
+              <w:rPr>
+                <w:sz w:val="18"/>
+              </w:rPr>
+              <w:t>Ensemble-BestSingle</w:t>
+            </w:r>
+          </w:p>
+        </w:tc>
+        <w:tc>
+          <w:tcPr>
+            <w:tcW w:type="dxa" w:w="1871"/>
+          </w:tcPr>
+          <w:p>
+            <w:r>
+              <w:rPr>
+                <w:sz w:val="18"/>
+              </w:rPr>
+              <w:t>ensemble</w:t>
+            </w:r>
+          </w:p>
+        </w:tc>
+        <w:tc>
+          <w:tcPr>
+            <w:tcW w:type="dxa" w:w="1871"/>
+          </w:tcPr>
+          <w:p>
+            <w:r>
+              <w:rPr>
+                <w:sz w:val="18"/>
+              </w:rPr>
+              <w:t>chọn một mô hình theo DR risk</w:t>
+            </w:r>
+          </w:p>
+        </w:tc>
+        <w:tc>
+          <w:tcPr>
+            <w:tcW w:type="dxa" w:w="1871"/>
+          </w:tcPr>
+          <w:p>
+            <w:r>
+              <w:rPr>
+                <w:sz w:val="18"/>
+              </w:rPr>
+              <w:t>0,000890; chọn đúng X-Renormalized nên trùng khít mọi cột</w:t>
+            </w:r>
+          </w:p>
+        </w:tc>
+      </w:tr>
+      <w:tr>
+        <w:tc>
+          <w:tcPr>
+            <w:tcW w:type="dxa" w:w="1871"/>
+          </w:tcPr>
+          <w:p>
+            <w:r>
+              <w:rPr>
+                <w:sz w:val="18"/>
+              </w:rPr>
+              <w:t>3</w:t>
+            </w:r>
+          </w:p>
+        </w:tc>
+        <w:tc>
+          <w:tcPr>
+            <w:tcW w:type="dxa" w:w="1871"/>
+          </w:tcPr>
+          <w:p>
+            <w:r>
+              <w:rPr>
+                <w:sz w:val="18"/>
+              </w:rPr>
+              <w:t>Ensemble-RankAverage</w:t>
+            </w:r>
+          </w:p>
+        </w:tc>
+        <w:tc>
+          <w:tcPr>
+            <w:tcW w:type="dxa" w:w="1871"/>
+          </w:tcPr>
+          <w:p>
+            <w:r>
+              <w:rPr>
+                <w:sz w:val="18"/>
+              </w:rPr>
+              <w:t>ensemble</w:t>
+            </w:r>
+          </w:p>
+        </w:tc>
+        <w:tc>
+          <w:tcPr>
+            <w:tcW w:type="dxa" w:w="1871"/>
+          </w:tcPr>
+          <w:p>
+            <w:r>
+              <w:rPr>
+                <w:sz w:val="18"/>
+              </w:rPr>
+              <w:t>trung bình thứ hạng chuẩn hóa</w:t>
+            </w:r>
+          </w:p>
+        </w:tc>
+        <w:tc>
+          <w:tcPr>
+            <w:tcW w:type="dxa" w:w="1871"/>
+          </w:tcPr>
+          <w:p>
+            <w:r>
+              <w:rPr>
+                <w:sz w:val="18"/>
+              </w:rPr>
+              <w:t>0,000908; ΔCI chứa 0</w:t>
+            </w:r>
+          </w:p>
+        </w:tc>
+      </w:tr>
+      <w:tr>
+        <w:tc>
+          <w:tcPr>
+            <w:tcW w:type="dxa" w:w="1871"/>
+          </w:tcPr>
+          <w:p>
+            <w:r>
+              <w:rPr>
+                <w:sz w:val="18"/>
+              </w:rPr>
+              <w:t>4</w:t>
+            </w:r>
+          </w:p>
+        </w:tc>
+        <w:tc>
+          <w:tcPr>
+            <w:tcW w:type="dxa" w:w="1871"/>
+          </w:tcPr>
+          <w:p>
+            <w:r>
+              <w:rPr>
+                <w:sz w:val="18"/>
+              </w:rPr>
+              <w:t>Causal-Forest-kaggle-safe</w:t>
+            </w:r>
+          </w:p>
+        </w:tc>
+        <w:tc>
+          <w:tcPr>
+            <w:tcW w:type="dxa" w:w="1871"/>
+          </w:tcPr>
+          <w:p>
+            <w:r>
+              <w:rPr>
+                <w:sz w:val="18"/>
+              </w:rPr>
+              <w:t>causal_forest</w:t>
+            </w:r>
+          </w:p>
+        </w:tc>
+        <w:tc>
+          <w:tcPr>
+            <w:tcW w:type="dxa" w:w="1871"/>
+          </w:tcPr>
+          <w:p>
+            <w:r>
+              <w:rPr>
+                <w:sz w:val="18"/>
+              </w:rPr>
+              <w:t>min_samples_leaf 500, 200 cây, cv = 2</w:t>
+            </w:r>
+          </w:p>
+        </w:tc>
+        <w:tc>
+          <w:tcPr>
+            <w:tcW w:type="dxa" w:w="1871"/>
+          </w:tcPr>
+          <w:p>
+            <w:r>
+              <w:rPr>
+                <w:sz w:val="18"/>
+              </w:rPr>
+              <w:t>Hạng 1/6 theo metric chính; CI chứa 0 — hòa</w:t>
+            </w:r>
+          </w:p>
+        </w:tc>
+      </w:tr>
+      <w:tr>
+        <w:tc>
+          <w:tcPr>
+            <w:tcW w:type="dxa" w:w="1871"/>
+          </w:tcPr>
+          <w:p>
+            <w:r>
+              <w:rPr>
+                <w:sz w:val="18"/>
+              </w:rPr>
+              <w:t>5</w:t>
+            </w:r>
+          </w:p>
+        </w:tc>
+        <w:tc>
+          <w:tcPr>
+            <w:tcW w:type="dxa" w:w="1871"/>
+          </w:tcPr>
+          <w:p>
+            <w:r>
+              <w:rPr>
+                <w:sz w:val="18"/>
+              </w:rPr>
+              <w:t>Response-Sentinel</w:t>
+            </w:r>
+          </w:p>
+        </w:tc>
+        <w:tc>
+          <w:tcPr>
+            <w:tcW w:type="dxa" w:w="1871"/>
+          </w:tcPr>
+          <w:p>
+            <w:r>
+              <w:rPr>
+                <w:sz w:val="18"/>
+              </w:rPr>
+              <w:t>response</w:t>
+            </w:r>
+          </w:p>
+        </w:tc>
+        <w:tc>
+          <w:tcPr>
+            <w:tcW w:type="dxa" w:w="1871"/>
+          </w:tcPr>
+          <w:p>
+            <w:r>
+              <w:rPr>
+                <w:sz w:val="18"/>
+              </w:rPr>
+              <w:t>thêm cờ nhị phân x_j == mode_j</w:t>
+            </w:r>
+          </w:p>
+        </w:tc>
+        <w:tc>
+          <w:tcPr>
+            <w:tcW w:type="dxa" w:w="1871"/>
+          </w:tcPr>
+          <w:p>
+            <w:r>
+              <w:rPr>
+                <w:sz w:val="18"/>
+              </w:rPr>
+              <w:t>Thắng point estimate cả hai seed, đạt gate đi tiếp; CI [-8,1058e-06; 1,2925e-05] chứa 0</w:t>
+            </w:r>
+          </w:p>
+        </w:tc>
+      </w:tr>
+      <w:tr>
+        <w:tc>
+          <w:tcPr>
+            <w:tcW w:type="dxa" w:w="1871"/>
+          </w:tcPr>
+          <w:p>
+            <w:r>
+              <w:rPr>
+                <w:sz w:val="18"/>
+              </w:rPr>
+              <w:t>5</w:t>
+            </w:r>
+          </w:p>
+        </w:tc>
+        <w:tc>
+          <w:tcPr>
+            <w:tcW w:type="dxa" w:w="1871"/>
+          </w:tcPr>
+          <w:p>
+            <w:r>
+              <w:rPr>
+                <w:sz w:val="18"/>
+              </w:rPr>
+              <w:t>S-Sentinel-Under7</w:t>
+            </w:r>
+          </w:p>
+        </w:tc>
+        <w:tc>
+          <w:tcPr>
+            <w:tcW w:type="dxa" w:w="1871"/>
+          </w:tcPr>
+          <w:p>
+            <w:r>
+              <w:rPr>
+                <w:sz w:val="18"/>
+              </w:rPr>
+              <w:t>s_learner</w:t>
+            </w:r>
+          </w:p>
+        </w:tc>
+        <w:tc>
+          <w:tcPr>
+            <w:tcW w:type="dxa" w:w="1871"/>
+          </w:tcPr>
+          <w:p>
+            <w:r>
+              <w:rPr>
+                <w:sz w:val="18"/>
+              </w:rPr>
+              <w:t>under7 + cờ sentinel</w:t>
+            </w:r>
+          </w:p>
+        </w:tc>
+        <w:tc>
+          <w:tcPr>
+            <w:tcW w:type="dxa" w:w="1871"/>
+          </w:tcPr>
+          <w:p>
+            <w:r>
+              <w:rPr>
+                <w:sz w:val="18"/>
+              </w:rPr>
+              <w:t>0,000787107; kém Response 0,000067365 — sentinel không giúp S-Learner</w:t>
+            </w:r>
+          </w:p>
+        </w:tc>
+      </w:tr>
+      <w:tr>
+        <w:tc>
+          <w:tcPr>
+            <w:tcW w:type="dxa" w:w="1871"/>
+          </w:tcPr>
+          <w:p>
+            <w:r>
+              <w:rPr>
+                <w:sz w:val="18"/>
+              </w:rPr>
+              <w:t>5</w:t>
+            </w:r>
+          </w:p>
+        </w:tc>
+        <w:tc>
+          <w:tcPr>
+            <w:tcW w:type="dxa" w:w="1871"/>
+          </w:tcPr>
+          <w:p>
+            <w:r>
+              <w:rPr>
+                <w:sz w:val="18"/>
+              </w:rPr>
+              <w:t>Funnel-S</w:t>
+            </w:r>
+          </w:p>
+        </w:tc>
+        <w:tc>
+          <w:tcPr>
+            <w:tcW w:type="dxa" w:w="1871"/>
+          </w:tcPr>
+          <w:p>
+            <w:r>
+              <w:rPr>
+                <w:sz w:val="18"/>
+              </w:rPr>
+              <w:t>funnel_s_learner</w:t>
+            </w:r>
+          </w:p>
+        </w:tc>
+        <w:tc>
+          <w:tcPr>
+            <w:tcW w:type="dxa" w:w="1871"/>
+          </w:tcPr>
+          <w:p>
+            <w:r>
+              <w:rPr>
+                <w:sz w:val="18"/>
+              </w:rPr>
+              <w:t>phân rã P(conv) = P(visit) × P(conv | visit)</w:t>
+            </w:r>
+          </w:p>
+        </w:tc>
+        <w:tc>
+          <w:tcPr>
+            <w:tcW w:type="dxa" w:w="1871"/>
+          </w:tcPr>
+          <w:p>
+            <w:r>
+              <w:rPr>
+                <w:sz w:val="18"/>
+              </w:rPr>
+              <w:t>0,000803767; kém Response khoảng 5,9% tương đối</w:t>
+            </w:r>
+          </w:p>
+        </w:tc>
+      </w:tr>
+      <w:tr>
+        <w:tc>
+          <w:tcPr>
+            <w:tcW w:type="dxa" w:w="1871"/>
+          </w:tcPr>
+          <w:p>
+            <w:r>
+              <w:rPr>
+                <w:sz w:val="18"/>
+              </w:rPr>
+              <w:t>5</w:t>
+            </w:r>
+          </w:p>
+        </w:tc>
+        <w:tc>
+          <w:tcPr>
+            <w:tcW w:type="dxa" w:w="1871"/>
+          </w:tcPr>
+          <w:p>
+            <w:r>
+              <w:rPr>
+                <w:sz w:val="18"/>
+              </w:rPr>
+              <w:t>Funnel-S-Sentinel</w:t>
+            </w:r>
+          </w:p>
+        </w:tc>
+        <w:tc>
+          <w:tcPr>
+            <w:tcW w:type="dxa" w:w="1871"/>
+          </w:tcPr>
+          <w:p>
+            <w:r>
+              <w:rPr>
+                <w:sz w:val="18"/>
+              </w:rPr>
+              <w:t>funnel_s_learner</w:t>
+            </w:r>
+          </w:p>
+        </w:tc>
+        <w:tc>
+          <w:tcPr>
+            <w:tcW w:type="dxa" w:w="1871"/>
+          </w:tcPr>
+          <w:p>
+            <w:r>
+              <w:rPr>
+                <w:sz w:val="18"/>
+              </w:rPr>
+              <w:t>funnel + cờ sentinel</w:t>
+            </w:r>
+          </w:p>
+        </w:tc>
+        <w:tc>
+          <w:tcPr>
+            <w:tcW w:type="dxa" w:w="1871"/>
+          </w:tcPr>
+          <w:p>
+            <w:r>
+              <w:rPr>
+                <w:sz w:val="18"/>
+              </w:rPr>
+              <w:t>0,000808025; kém Response khoảng 5,4% tương đối</w:t>
+            </w:r>
+          </w:p>
+        </w:tc>
+      </w:tr>
+      <w:tr>
+        <w:tc>
+          <w:tcPr>
+            <w:tcW w:type="dxa" w:w="1871"/>
+          </w:tcPr>
+          <w:p>
+            <w:r>
+              <w:rPr>
+                <w:sz w:val="18"/>
+              </w:rPr>
+              <w:t>6</w:t>
+            </w:r>
+          </w:p>
+        </w:tc>
+        <w:tc>
+          <w:tcPr>
+            <w:tcW w:type="dxa" w:w="1871"/>
+          </w:tcPr>
+          <w:p>
+            <w:r>
+              <w:rPr>
+                <w:sz w:val="18"/>
+              </w:rPr>
+              <w:t>Anchored-R25</w:t>
+            </w:r>
+          </w:p>
+        </w:tc>
+        <w:tc>
+          <w:tcPr>
+            <w:tcW w:type="dxa" w:w="1871"/>
+          </w:tcPr>
+          <w:p>
+            <w:r>
+              <w:rPr>
+                <w:sz w:val="18"/>
+              </w:rPr>
+              <w:t>anchored_r_learner</w:t>
+            </w:r>
+          </w:p>
+        </w:tc>
+        <w:tc>
+          <w:tcPr>
+            <w:tcW w:type="dxa" w:w="1871"/>
+          </w:tcPr>
+          <w:p>
+            <w:r>
+              <w:rPr>
+                <w:sz w:val="18"/>
+              </w:rPr>
+              <w:t>neo tiên lượng p₀, shrinkage phần dư 0,25</w:t>
+            </w:r>
+          </w:p>
+        </w:tc>
+        <w:tc>
+          <w:tcPr>
+            <w:tcW w:type="dxa" w:w="1871"/>
+          </w:tcPr>
+          <w:p>
+            <w:r>
+              <w:rPr>
+                <w:sz w:val="18"/>
+              </w:rPr>
+              <w:t>0,000828917; thua cả hai seed — fail: systematic regression</w:t>
+            </w:r>
+          </w:p>
+        </w:tc>
+      </w:tr>
+      <w:tr>
+        <w:tc>
+          <w:tcPr>
+            <w:tcW w:type="dxa" w:w="1871"/>
+          </w:tcPr>
+          <w:p>
+            <w:r>
+              <w:rPr>
+                <w:sz w:val="18"/>
+              </w:rPr>
+              <w:t>6</w:t>
+            </w:r>
+          </w:p>
+        </w:tc>
+        <w:tc>
+          <w:tcPr>
+            <w:tcW w:type="dxa" w:w="1871"/>
+          </w:tcPr>
+          <w:p>
+            <w:r>
+              <w:rPr>
+                <w:sz w:val="18"/>
+              </w:rPr>
+              <w:t>Anchored-R25-Sentinel</w:t>
+            </w:r>
+          </w:p>
+        </w:tc>
+        <w:tc>
+          <w:tcPr>
+            <w:tcW w:type="dxa" w:w="1871"/>
+          </w:tcPr>
+          <w:p>
+            <w:r>
+              <w:rPr>
+                <w:sz w:val="18"/>
+              </w:rPr>
+              <w:t>anchored_r_learner</w:t>
+            </w:r>
+          </w:p>
+        </w:tc>
+        <w:tc>
+          <w:tcPr>
+            <w:tcW w:type="dxa" w:w="1871"/>
+          </w:tcPr>
+          <w:p>
+            <w:r>
+              <w:rPr>
+                <w:sz w:val="18"/>
+              </w:rPr>
+              <w:t>như trên, thêm sentinel vào mô hình phần dư</w:t>
+            </w:r>
+          </w:p>
+        </w:tc>
+        <w:tc>
+          <w:tcPr>
+            <w:tcW w:type="dxa" w:w="1871"/>
+          </w:tcPr>
+          <w:p>
+            <w:r>
+              <w:rPr>
+                <w:sz w:val="18"/>
+              </w:rPr>
+              <w:t>0,000830633; fail: systematic regression</w:t>
+            </w:r>
+          </w:p>
+        </w:tc>
+      </w:tr>
+      <w:tr>
+        <w:tc>
+          <w:tcPr>
+            <w:tcW w:type="dxa" w:w="1871"/>
+          </w:tcPr>
+          <w:p>
+            <w:r>
+              <w:rPr>
+                <w:sz w:val="18"/>
+              </w:rPr>
+              <w:t>6</w:t>
+            </w:r>
+          </w:p>
+        </w:tc>
+        <w:tc>
+          <w:tcPr>
+            <w:tcW w:type="dxa" w:w="1871"/>
+          </w:tcPr>
+          <w:p>
+            <w:r>
+              <w:rPr>
+                <w:sz w:val="18"/>
+              </w:rPr>
+              <w:t>Anchored-Pattern-R</w:t>
+            </w:r>
+          </w:p>
+        </w:tc>
+        <w:tc>
+          <w:tcPr>
+            <w:tcW w:type="dxa" w:w="1871"/>
+          </w:tcPr>
+          <w:p>
+            <w:r>
+              <w:rPr>
+                <w:sz w:val="18"/>
+              </w:rPr>
+              <w:t>anchored_pattern_r_learner</w:t>
+            </w:r>
+          </w:p>
+        </w:tc>
+        <w:tc>
+          <w:tcPr>
+            <w:tcW w:type="dxa" w:w="1871"/>
+          </w:tcPr>
+          <w:p>
+            <w:r>
+              <w:rPr>
+                <w:sz w:val="18"/>
+              </w:rPr>
+              <w:t>gộp phần dư theo 53 pattern sentinel, prior 1000</w:t>
+            </w:r>
+          </w:p>
+        </w:tc>
+        <w:tc>
+          <w:tcPr>
+            <w:tcW w:type="dxa" w:w="1871"/>
+          </w:tcPr>
+          <w:p>
+            <w:r>
+              <w:rPr>
+                <w:sz w:val="18"/>
+              </w:rPr>
+              <w:t>0,000851566; đổi dấu giữa hai seed — fail: seed instability</w:t>
+            </w:r>
+          </w:p>
+        </w:tc>
+      </w:tr>
+      <w:tr>
+        <w:tc>
+          <w:tcPr>
+            <w:tcW w:type="dxa" w:w="1871"/>
+          </w:tcPr>
+          <w:p>
+            <w:r>
+              <w:rPr>
+                <w:sz w:val="18"/>
+              </w:rPr>
+              <w:t>6</w:t>
+            </w:r>
+          </w:p>
+        </w:tc>
+        <w:tc>
+          <w:tcPr>
+            <w:tcW w:type="dxa" w:w="1871"/>
+          </w:tcPr>
+          <w:p>
+            <w:r>
+              <w:rPr>
+                <w:sz w:val="18"/>
+              </w:rPr>
+              <w:t>DINA-CATE-Sentinel</w:t>
+            </w:r>
+          </w:p>
+        </w:tc>
+        <w:tc>
+          <w:tcPr>
+            <w:tcW w:type="dxa" w:w="1871"/>
+          </w:tcPr>
+          <w:p>
+            <w:r>
+              <w:rPr>
+                <w:sz w:val="18"/>
+              </w:rPr>
+              <w:t>binary_dina_learner</w:t>
+            </w:r>
+          </w:p>
+        </w:tc>
+        <w:tc>
+          <w:tcPr>
+            <w:tcW w:type="dxa" w:w="1871"/>
+          </w:tcPr>
+          <w:p>
+            <w:r>
+              <w:rPr>
+                <w:sz w:val="18"/>
+              </w:rPr>
+              <w:t>thang log-odds, clip hiệu ứng [-3; 3]</w:t>
+            </w:r>
+          </w:p>
+        </w:tc>
+        <w:tc>
+          <w:tcPr>
+            <w:tcW w:type="dxa" w:w="1871"/>
+          </w:tcPr>
+          <w:p>
+            <w:r>
+              <w:rPr>
+                <w:sz w:val="18"/>
+              </w:rPr>
+              <w:t>0,000849705; AUTOC cao nhưng metric chính thấp hơn Response — fail: seed instability</w:t>
+            </w:r>
+          </w:p>
+        </w:tc>
+      </w:tr>
+      <w:tr>
+        <w:tc>
+          <w:tcPr>
+            <w:tcW w:type="dxa" w:w="1871"/>
+          </w:tcPr>
+          <w:p>
+            <w:r>
+              <w:rPr>
+                <w:sz w:val="18"/>
+              </w:rPr>
+              <w:t>8</w:t>
+            </w:r>
+          </w:p>
+        </w:tc>
+        <w:tc>
+          <w:tcPr>
+            <w:tcW w:type="dxa" w:w="1871"/>
+          </w:tcPr>
+          <w:p>
+            <w:r>
+              <w:rPr>
+                <w:sz w:val="18"/>
+              </w:rPr>
+              <w:t>Causal-Forest-rare-outcome</w:t>
+            </w:r>
+          </w:p>
+        </w:tc>
+        <w:tc>
+          <w:tcPr>
+            <w:tcW w:type="dxa" w:w="1871"/>
+          </w:tcPr>
+          <w:p>
+            <w:r>
+              <w:rPr>
+                <w:sz w:val="18"/>
+              </w:rPr>
+              <w:t>causal_forest</w:t>
+            </w:r>
+          </w:p>
+        </w:tc>
+        <w:tc>
+          <w:tcPr>
+            <w:tcW w:type="dxa" w:w="1871"/>
+          </w:tcPr>
+          <w:p>
+            <w:r>
+              <w:rPr>
+                <w:sz w:val="18"/>
+              </w:rPr>
+              <w:t>min_samples_leaf 10.000, 500 cây, cv = 3</w:t>
+            </w:r>
+          </w:p>
+        </w:tc>
+        <w:tc>
+          <w:tcPr>
+            <w:tcW w:type="dxa" w:w="1871"/>
+          </w:tcPr>
+          <w:p>
+            <w:r>
+              <w:rPr>
+                <w:sz w:val="18"/>
+              </w:rPr>
+              <w:t>Hạng 1/10 theo metric chính; CI [-1,516e-05; +1,971e-05] chứa 0 — hòa</w:t>
+            </w:r>
+          </w:p>
+        </w:tc>
+      </w:tr>
+    </w:tbl>
+    <w:p>
+      <w:pPr/>
+    </w:p>
+    <w:p>
+      <w:pPr/>
+      <w:r>
+        <w:t>Vòng 7 không giới thiệu candidate mới: nó là một lần rà soát lại năm challenger đã có, trên hai fold seed và hai mức ngân sách, tức hai mươi ô kiểm định, bằng dải tin cậy đồng thời. Registry được lập từ vòng 3 nên ghi 24 trong số 31 candidate; bảy candidate còn lại thuộc vòng 1 và 2, chạy trước khi có registry, và được truy vết qua artifact release của hai vòng đó. Registry ghi 97 lần chạy — nhiều hơn số candidate — vì mỗi candidate chạy ở nhiều fold seed và nhiều stage, và vì cả lần chạy bị dừng sớm cũng được ghi kèm lý do dừng.</w:t>
+      </w:r>
+    </w:p>
+    <w:p>
+      <w:pPr/>
+      <w:r>
+        <w:t>Ba can thiệp không phải mô hình cũng đi qua đúng bộ gate như một candidate, theo nguyên tắc đã nêu ở mục 4.5: mọi phép biến đổi dữ liệu làm thay đổi kết quả đều là một can thiệp và phải qua gate.</w:t>
+      </w:r>
+    </w:p>
+    <w:p>
+      <w:pPr/>
+      <w:r>
+        <w:rPr>
+          <w:i/>
+          <w:sz w:val="20"/>
+        </w:rPr>
+        <w:t>Bảng 20. Ba can thiệp không phải mô hình và kết cục của chúng.</w:t>
+      </w:r>
+    </w:p>
+    <w:tbl>
+      <w:tblPr>
+        <w:tblStyle w:val="TableGrid"/>
+        <w:tblW w:type="auto" w:w="0"/>
+        <w:tblLook w:firstColumn="1" w:firstRow="1" w:lastColumn="0" w:lastRow="0" w:noHBand="0" w:noVBand="1" w:val="04A0"/>
+      </w:tblPr>
+      <w:tblGrid>
+        <w:gridCol w:w="3118"/>
+        <w:gridCol w:w="3118"/>
+        <w:gridCol w:w="3118"/>
+      </w:tblGrid>
+      <w:tr>
+        <w:tc>
+          <w:tcPr>
+            <w:tcW w:type="dxa" w:w="3118"/>
+          </w:tcPr>
+          <w:p>
+            <w:r>
+              <w:rPr>
+                <w:b/>
+                <w:sz w:val="18"/>
+              </w:rPr>
+              <w:t>Can thiệp</w:t>
+            </w:r>
+          </w:p>
+        </w:tc>
+        <w:tc>
+          <w:tcPr>
+            <w:tcW w:type="dxa" w:w="3118"/>
+          </w:tcPr>
+          <w:p>
+            <w:r>
+              <w:rPr>
+                <w:b/>
+                <w:sz w:val="18"/>
+              </w:rPr>
+              <w:t>Vòng</w:t>
+            </w:r>
+          </w:p>
+        </w:tc>
+        <w:tc>
+          <w:tcPr>
+            <w:tcW w:type="dxa" w:w="3118"/>
+          </w:tcPr>
+          <w:p>
+            <w:r>
+              <w:rPr>
+                <w:b/>
+                <w:sz w:val="18"/>
+              </w:rPr>
+              <w:t>Kết cục</w:t>
+            </w:r>
+          </w:p>
+        </w:tc>
+      </w:tr>
+      <w:tr>
+        <w:tc>
+          <w:tcPr>
+            <w:tcW w:type="dxa" w:w="3118"/>
+          </w:tcPr>
+          <w:p>
+            <w:r>
+              <w:rPr>
+                <w:sz w:val="18"/>
+              </w:rPr>
+              <w:t>Under-sampling k = 7 và khôi phục thang xác suất</w:t>
+            </w:r>
+          </w:p>
+        </w:tc>
+        <w:tc>
+          <w:tcPr>
+            <w:tcW w:type="dxa" w:w="3118"/>
+          </w:tcPr>
+          <w:p>
+            <w:r>
+              <w:rPr>
+                <w:sz w:val="18"/>
+              </w:rPr>
+              <w:t>2</w:t>
+            </w:r>
+          </w:p>
+        </w:tc>
+        <w:tc>
+          <w:tcPr>
+            <w:tcW w:type="dxa" w:w="3118"/>
+          </w:tcPr>
+          <w:p>
+            <w:r>
+              <w:rPr>
+                <w:sz w:val="18"/>
+              </w:rPr>
+              <w:t>Vào bản phát hành; là cấu hình nền của mọi candidate có hậu tố Under7 / Renormalized</w:t>
+            </w:r>
+          </w:p>
+        </w:tc>
+      </w:tr>
+      <w:tr>
+        <w:tc>
+          <w:tcPr>
+            <w:tcW w:type="dxa" w:w="3118"/>
+          </w:tcPr>
+          <w:p>
+            <w:r>
+              <w:rPr>
+                <w:sz w:val="18"/>
+              </w:rPr>
+              <w:t>τ-isotonic calibration</w:t>
+            </w:r>
+          </w:p>
+        </w:tc>
+        <w:tc>
+          <w:tcPr>
+            <w:tcW w:type="dxa" w:w="3118"/>
+          </w:tcPr>
+          <w:p>
+            <w:r>
+              <w:rPr>
+                <w:sz w:val="18"/>
+              </w:rPr>
+              <w:t>2</w:t>
+            </w:r>
+          </w:p>
+        </w:tc>
+        <w:tc>
+          <w:tcPr>
+            <w:tcW w:type="dxa" w:w="3118"/>
+          </w:tcPr>
+          <w:p>
+            <w:r>
+              <w:rPr>
+                <w:sz w:val="18"/>
+              </w:rPr>
+              <w:t>Giảm EUCE gần một nửa nhưng ΔQini có CI chứa 0; giữ làm ablation, không phát hành</w:t>
+            </w:r>
+          </w:p>
+        </w:tc>
+      </w:tr>
+      <w:tr>
+        <w:tc>
+          <w:tcPr>
+            <w:tcW w:type="dxa" w:w="3118"/>
+          </w:tcPr>
+          <w:p>
+            <w:r>
+              <w:rPr>
+                <w:sz w:val="18"/>
+              </w:rPr>
+              <w:t>Sentinel augmentation</w:t>
+            </w:r>
+          </w:p>
+        </w:tc>
+        <w:tc>
+          <w:tcPr>
+            <w:tcW w:type="dxa" w:w="3118"/>
+          </w:tcPr>
+          <w:p>
+            <w:r>
+              <w:rPr>
+                <w:sz w:val="18"/>
+              </w:rPr>
+              <w:t>5, 6</w:t>
+            </w:r>
+          </w:p>
+        </w:tc>
+        <w:tc>
+          <w:tcPr>
+            <w:tcW w:type="dxa" w:w="3118"/>
+          </w:tcPr>
+          <w:p>
+            <w:r>
+              <w:rPr>
+                <w:sz w:val="18"/>
+              </w:rPr>
+              <w:t>Qua gate sàng lọc với Response, trượt gate ổn định ở full development seed 202</w:t>
+            </w:r>
+          </w:p>
+        </w:tc>
+      </w:tr>
+    </w:tbl>
+    <w:p>
+      <w:pPr/>
+    </w:p>
+    <w:p>
+      <w:pPr/>
+      <w:r>
+        <w:t>Tổng kết định lượng của Phần IV: 31 candidate, 3 can thiệp dữ liệu, 8 vòng có giao thức riêng, 97 lần chạy được ghi registry, và 0 challenger đạt promotion rule.</w:t>
+      </w:r>
+    </w:p>
+    <w:p>
+      <w:pPr>
+        <w:pStyle w:val="Heading2"/>
+      </w:pPr>
+      <w:r>
+        <w:t>4.11. Bảng xếp hạng hợp nhất trên cùng một tín hiệu chấm điểm</w:t>
+      </w:r>
+    </w:p>
+    <w:p>
+      <w:pPr/>
+      <w:r>
+        <w:t>Các bảng ở những mục trước được chấm trên tập đánh giá khác nhau và, ở vòng 4, bằng tín hiệu khác nhau, nên không đặt cạnh nhau được. Bảng dưới đây là bảng duy nhất trong báo cáo mà mọi mô hình được chấm trên cùng 1.397.959 dòng confirmation, bằng cùng một tín hiệu DR đã đóng băng, không fit lại nuisance. Đây là căn cứ duy nhất cho phép so trực tiếp mười mô hình.</w:t>
+      </w:r>
+    </w:p>
+    <w:p>
+      <w:pPr/>
+      <w:r>
+        <w:rPr>
+          <w:i/>
+          <w:sz w:val="20"/>
+        </w:rPr>
+        <w:t>Bảng 21. Mười mô hình trên cùng tập confirmation và cùng tín hiệu DR đóng băng; hai cột hạng cho hai metric.</w:t>
+      </w:r>
+    </w:p>
+    <w:tbl>
+      <w:tblPr>
+        <w:tblStyle w:val="TableGrid"/>
+        <w:tblW w:type="auto" w:w="0"/>
+        <w:tblLook w:firstColumn="1" w:firstRow="1" w:lastColumn="0" w:lastRow="0" w:noHBand="0" w:noVBand="1" w:val="04A0"/>
+      </w:tblPr>
+      <w:tblGrid>
+        <w:gridCol w:w="1871"/>
+        <w:gridCol w:w="1871"/>
+        <w:gridCol w:w="1871"/>
+        <w:gridCol w:w="1871"/>
+        <w:gridCol w:w="1871"/>
+      </w:tblGrid>
+      <w:tr>
+        <w:tc>
+          <w:tcPr>
+            <w:tcW w:type="dxa" w:w="1871"/>
+          </w:tcPr>
+          <w:p>
+            <w:r>
+              <w:rPr>
+                <w:b/>
+                <w:sz w:val="18"/>
+              </w:rPr>
+              <w:t>Mô hình</w:t>
+            </w:r>
+          </w:p>
+        </w:tc>
+        <w:tc>
+          <w:tcPr>
+            <w:tcW w:type="dxa" w:w="1871"/>
+          </w:tcPr>
+          <w:p>
+            <w:r>
+              <w:rPr>
+                <w:b/>
+                <w:sz w:val="18"/>
+              </w:rPr>
+              <w:t>policy_area_dr</w:t>
+            </w:r>
+          </w:p>
+        </w:tc>
+        <w:tc>
+          <w:tcPr>
+            <w:tcW w:type="dxa" w:w="1871"/>
+          </w:tcPr>
+          <w:p>
+            <w:r>
+              <w:rPr>
+                <w:b/>
+                <w:sz w:val="18"/>
+              </w:rPr>
+              <w:t>Hạng</w:t>
+            </w:r>
+          </w:p>
+        </w:tc>
+        <w:tc>
+          <w:tcPr>
+            <w:tcW w:type="dxa" w:w="1871"/>
+          </w:tcPr>
+          <w:p>
+            <w:r>
+              <w:rPr>
+                <w:b/>
+                <w:sz w:val="18"/>
+              </w:rPr>
+              <w:t>Qini</w:t>
+            </w:r>
+          </w:p>
+        </w:tc>
+        <w:tc>
+          <w:tcPr>
+            <w:tcW w:type="dxa" w:w="1871"/>
+          </w:tcPr>
+          <w:p>
+            <w:r>
+              <w:rPr>
+                <w:b/>
+                <w:sz w:val="18"/>
+              </w:rPr>
+              <w:t>Hạng</w:t>
+            </w:r>
+          </w:p>
+        </w:tc>
+      </w:tr>
+      <w:tr>
+        <w:tc>
+          <w:tcPr>
+            <w:tcW w:type="dxa" w:w="1871"/>
+          </w:tcPr>
+          <w:p>
+            <w:r>
+              <w:rPr>
+                <w:sz w:val="18"/>
+              </w:rPr>
+              <w:t>Causal Forest (rare-outcome)</w:t>
+            </w:r>
+          </w:p>
+        </w:tc>
+        <w:tc>
+          <w:tcPr>
+            <w:tcW w:type="dxa" w:w="1871"/>
+          </w:tcPr>
+          <w:p>
+            <w:r>
+              <w:rPr>
+                <w:sz w:val="18"/>
+              </w:rPr>
+              <w:t>0,000914</w:t>
+            </w:r>
+          </w:p>
+        </w:tc>
+        <w:tc>
+          <w:tcPr>
+            <w:tcW w:type="dxa" w:w="1871"/>
+          </w:tcPr>
+          <w:p>
+            <w:r>
+              <w:rPr>
+                <w:sz w:val="18"/>
+              </w:rPr>
+              <w:t>1</w:t>
+            </w:r>
+          </w:p>
+        </w:tc>
+        <w:tc>
+          <w:tcPr>
+            <w:tcW w:type="dxa" w:w="1871"/>
+          </w:tcPr>
+          <w:p>
+            <w:r>
+              <w:rPr>
+                <w:sz w:val="18"/>
+              </w:rPr>
+              <w:t>0,189986</w:t>
+            </w:r>
+          </w:p>
+        </w:tc>
+        <w:tc>
+          <w:tcPr>
+            <w:tcW w:type="dxa" w:w="1871"/>
+          </w:tcPr>
+          <w:p>
+            <w:r>
+              <w:rPr>
+                <w:sz w:val="18"/>
+              </w:rPr>
+              <w:t>7</w:t>
+            </w:r>
+          </w:p>
+        </w:tc>
+      </w:tr>
+      <w:tr>
+        <w:tc>
+          <w:tcPr>
+            <w:tcW w:type="dxa" w:w="1871"/>
+          </w:tcPr>
+          <w:p>
+            <w:r>
+              <w:rPr>
+                <w:sz w:val="18"/>
+              </w:rPr>
+              <w:t>Response (champion)</w:t>
+            </w:r>
+          </w:p>
+        </w:tc>
+        <w:tc>
+          <w:tcPr>
+            <w:tcW w:type="dxa" w:w="1871"/>
+          </w:tcPr>
+          <w:p>
+            <w:r>
+              <w:rPr>
+                <w:sz w:val="18"/>
+              </w:rPr>
+              <w:t>0,000912</w:t>
+            </w:r>
+          </w:p>
+        </w:tc>
+        <w:tc>
+          <w:tcPr>
+            <w:tcW w:type="dxa" w:w="1871"/>
+          </w:tcPr>
+          <w:p>
+            <w:r>
+              <w:rPr>
+                <w:sz w:val="18"/>
+              </w:rPr>
+              <w:t>2</w:t>
+            </w:r>
+          </w:p>
+        </w:tc>
+        <w:tc>
+          <w:tcPr>
+            <w:tcW w:type="dxa" w:w="1871"/>
+          </w:tcPr>
+          <w:p>
+            <w:r>
+              <w:rPr>
+                <w:sz w:val="18"/>
+              </w:rPr>
+              <w:t>0,192989</w:t>
+            </w:r>
+          </w:p>
+        </w:tc>
+        <w:tc>
+          <w:tcPr>
+            <w:tcW w:type="dxa" w:w="1871"/>
+          </w:tcPr>
+          <w:p>
+            <w:r>
+              <w:rPr>
+                <w:sz w:val="18"/>
+              </w:rPr>
+              <w:t>6</w:t>
+            </w:r>
+          </w:p>
+        </w:tc>
+      </w:tr>
+      <w:tr>
+        <w:tc>
+          <w:tcPr>
+            <w:tcW w:type="dxa" w:w="1871"/>
+          </w:tcPr>
+          <w:p>
+            <w:r>
+              <w:rPr>
+                <w:sz w:val="18"/>
+              </w:rPr>
+              <w:t>Ensemble-QAgg</w:t>
+            </w:r>
+          </w:p>
+        </w:tc>
+        <w:tc>
+          <w:tcPr>
+            <w:tcW w:type="dxa" w:w="1871"/>
+          </w:tcPr>
+          <w:p>
+            <w:r>
+              <w:rPr>
+                <w:sz w:val="18"/>
+              </w:rPr>
+              <w:t>0,000911</w:t>
+            </w:r>
+          </w:p>
+        </w:tc>
+        <w:tc>
+          <w:tcPr>
+            <w:tcW w:type="dxa" w:w="1871"/>
+          </w:tcPr>
+          <w:p>
+            <w:r>
+              <w:rPr>
+                <w:sz w:val="18"/>
+              </w:rPr>
+              <w:t>3</w:t>
+            </w:r>
+          </w:p>
+        </w:tc>
+        <w:tc>
+          <w:tcPr>
+            <w:tcW w:type="dxa" w:w="1871"/>
+          </w:tcPr>
+          <w:p>
+            <w:r>
+              <w:rPr>
+                <w:sz w:val="18"/>
+              </w:rPr>
+              <w:t>0,209845</w:t>
+            </w:r>
+          </w:p>
+        </w:tc>
+        <w:tc>
+          <w:tcPr>
+            <w:tcW w:type="dxa" w:w="1871"/>
+          </w:tcPr>
+          <w:p>
+            <w:r>
+              <w:rPr>
+                <w:sz w:val="18"/>
+              </w:rPr>
+              <w:t>1</w:t>
+            </w:r>
+          </w:p>
+        </w:tc>
+      </w:tr>
+      <w:tr>
+        <w:tc>
+          <w:tcPr>
+            <w:tcW w:type="dxa" w:w="1871"/>
+          </w:tcPr>
+          <w:p>
+            <w:r>
+              <w:rPr>
+                <w:sz w:val="18"/>
+              </w:rPr>
+              <w:t>Ensemble-RankAverage</w:t>
+            </w:r>
+          </w:p>
+        </w:tc>
+        <w:tc>
+          <w:tcPr>
+            <w:tcW w:type="dxa" w:w="1871"/>
+          </w:tcPr>
+          <w:p>
+            <w:r>
+              <w:rPr>
+                <w:sz w:val="18"/>
+              </w:rPr>
+              <w:t>0,000908</w:t>
+            </w:r>
+          </w:p>
+        </w:tc>
+        <w:tc>
+          <w:tcPr>
+            <w:tcW w:type="dxa" w:w="1871"/>
+          </w:tcPr>
+          <w:p>
+            <w:r>
+              <w:rPr>
+                <w:sz w:val="18"/>
+              </w:rPr>
+              <w:t>4</w:t>
+            </w:r>
+          </w:p>
+        </w:tc>
+        <w:tc>
+          <w:tcPr>
+            <w:tcW w:type="dxa" w:w="1871"/>
+          </w:tcPr>
+          <w:p>
+            <w:r>
+              <w:rPr>
+                <w:sz w:val="18"/>
+              </w:rPr>
+              <w:t>0,195022</w:t>
+            </w:r>
+          </w:p>
+        </w:tc>
+        <w:tc>
+          <w:tcPr>
+            <w:tcW w:type="dxa" w:w="1871"/>
+          </w:tcPr>
+          <w:p>
+            <w:r>
+              <w:rPr>
+                <w:sz w:val="18"/>
+              </w:rPr>
+              <w:t>5</w:t>
+            </w:r>
+          </w:p>
+        </w:tc>
+      </w:tr>
+      <w:tr>
+        <w:tc>
+          <w:tcPr>
+            <w:tcW w:type="dxa" w:w="1871"/>
+          </w:tcPr>
+          <w:p>
+            <w:r>
+              <w:rPr>
+                <w:sz w:val="18"/>
+              </w:rPr>
+              <w:t>S-Under7</w:t>
+            </w:r>
+          </w:p>
+        </w:tc>
+        <w:tc>
+          <w:tcPr>
+            <w:tcW w:type="dxa" w:w="1871"/>
+          </w:tcPr>
+          <w:p>
+            <w:r>
+              <w:rPr>
+                <w:sz w:val="18"/>
+              </w:rPr>
+              <w:t>0,000896</w:t>
+            </w:r>
+          </w:p>
+        </w:tc>
+        <w:tc>
+          <w:tcPr>
+            <w:tcW w:type="dxa" w:w="1871"/>
+          </w:tcPr>
+          <w:p>
+            <w:r>
+              <w:rPr>
+                <w:sz w:val="18"/>
+              </w:rPr>
+              <w:t>5</w:t>
+            </w:r>
+          </w:p>
+        </w:tc>
+        <w:tc>
+          <w:tcPr>
+            <w:tcW w:type="dxa" w:w="1871"/>
+          </w:tcPr>
+          <w:p>
+            <w:r>
+              <w:rPr>
+                <w:sz w:val="18"/>
+              </w:rPr>
+              <w:t>0,205904</w:t>
+            </w:r>
+          </w:p>
+        </w:tc>
+        <w:tc>
+          <w:tcPr>
+            <w:tcW w:type="dxa" w:w="1871"/>
+          </w:tcPr>
+          <w:p>
+            <w:r>
+              <w:rPr>
+                <w:sz w:val="18"/>
+              </w:rPr>
+              <w:t>2</w:t>
+            </w:r>
+          </w:p>
+        </w:tc>
+      </w:tr>
+      <w:tr>
+        <w:tc>
+          <w:tcPr>
+            <w:tcW w:type="dxa" w:w="1871"/>
+          </w:tcPr>
+          <w:p>
+            <w:r>
+              <w:rPr>
+                <w:sz w:val="18"/>
+              </w:rPr>
+              <w:t>X-Renormalized</w:t>
+            </w:r>
+          </w:p>
+        </w:tc>
+        <w:tc>
+          <w:tcPr>
+            <w:tcW w:type="dxa" w:w="1871"/>
+          </w:tcPr>
+          <w:p>
+            <w:r>
+              <w:rPr>
+                <w:sz w:val="18"/>
+              </w:rPr>
+              <w:t>0,000890</w:t>
+            </w:r>
+          </w:p>
+        </w:tc>
+        <w:tc>
+          <w:tcPr>
+            <w:tcW w:type="dxa" w:w="1871"/>
+          </w:tcPr>
+          <w:p>
+            <w:r>
+              <w:rPr>
+                <w:sz w:val="18"/>
+              </w:rPr>
+              <w:t>6</w:t>
+            </w:r>
+          </w:p>
+        </w:tc>
+        <w:tc>
+          <w:tcPr>
+            <w:tcW w:type="dxa" w:w="1871"/>
+          </w:tcPr>
+          <w:p>
+            <w:r>
+              <w:rPr>
+                <w:sz w:val="18"/>
+              </w:rPr>
+              <w:t>0,201812</w:t>
+            </w:r>
+          </w:p>
+        </w:tc>
+        <w:tc>
+          <w:tcPr>
+            <w:tcW w:type="dxa" w:w="1871"/>
+          </w:tcPr>
+          <w:p>
+            <w:r>
+              <w:rPr>
+                <w:sz w:val="18"/>
+              </w:rPr>
+              <w:t>3</w:t>
+            </w:r>
+          </w:p>
+        </w:tc>
+      </w:tr>
+      <w:tr>
+        <w:tc>
+          <w:tcPr>
+            <w:tcW w:type="dxa" w:w="1871"/>
+          </w:tcPr>
+          <w:p>
+            <w:r>
+              <w:rPr>
+                <w:sz w:val="18"/>
+              </w:rPr>
+              <w:t>Ensemble-BestSingle</w:t>
+            </w:r>
+          </w:p>
+        </w:tc>
+        <w:tc>
+          <w:tcPr>
+            <w:tcW w:type="dxa" w:w="1871"/>
+          </w:tcPr>
+          <w:p>
+            <w:r>
+              <w:rPr>
+                <w:sz w:val="18"/>
+              </w:rPr>
+              <w:t>0,000890</w:t>
+            </w:r>
+          </w:p>
+        </w:tc>
+        <w:tc>
+          <w:tcPr>
+            <w:tcW w:type="dxa" w:w="1871"/>
+          </w:tcPr>
+          <w:p>
+            <w:r>
+              <w:rPr>
+                <w:sz w:val="18"/>
+              </w:rPr>
+              <w:t>6</w:t>
+            </w:r>
+          </w:p>
+        </w:tc>
+        <w:tc>
+          <w:tcPr>
+            <w:tcW w:type="dxa" w:w="1871"/>
+          </w:tcPr>
+          <w:p>
+            <w:r>
+              <w:rPr>
+                <w:sz w:val="18"/>
+              </w:rPr>
+              <w:t>0,201812</w:t>
+            </w:r>
+          </w:p>
+        </w:tc>
+        <w:tc>
+          <w:tcPr>
+            <w:tcW w:type="dxa" w:w="1871"/>
+          </w:tcPr>
+          <w:p>
+            <w:r>
+              <w:rPr>
+                <w:sz w:val="18"/>
+              </w:rPr>
+              <w:t>3</w:t>
+            </w:r>
+          </w:p>
+        </w:tc>
+      </w:tr>
+      <w:tr>
+        <w:tc>
+          <w:tcPr>
+            <w:tcW w:type="dxa" w:w="1871"/>
+          </w:tcPr>
+          <w:p>
+            <w:r>
+              <w:rPr>
+                <w:sz w:val="18"/>
+              </w:rPr>
+              <w:t>Rank-K2</w:t>
+            </w:r>
+          </w:p>
+        </w:tc>
+        <w:tc>
+          <w:tcPr>
+            <w:tcW w:type="dxa" w:w="1871"/>
+          </w:tcPr>
+          <w:p>
+            <w:r>
+              <w:rPr>
+                <w:sz w:val="18"/>
+              </w:rPr>
+              <w:t>0,000862</w:t>
+            </w:r>
+          </w:p>
+        </w:tc>
+        <w:tc>
+          <w:tcPr>
+            <w:tcW w:type="dxa" w:w="1871"/>
+          </w:tcPr>
+          <w:p>
+            <w:r>
+              <w:rPr>
+                <w:sz w:val="18"/>
+              </w:rPr>
+              <w:t>8</w:t>
+            </w:r>
+          </w:p>
+        </w:tc>
+        <w:tc>
+          <w:tcPr>
+            <w:tcW w:type="dxa" w:w="1871"/>
+          </w:tcPr>
+          <w:p>
+            <w:r>
+              <w:rPr>
+                <w:sz w:val="18"/>
+              </w:rPr>
+              <w:t>0,184993</w:t>
+            </w:r>
+          </w:p>
+        </w:tc>
+        <w:tc>
+          <w:tcPr>
+            <w:tcW w:type="dxa" w:w="1871"/>
+          </w:tcPr>
+          <w:p>
+            <w:r>
+              <w:rPr>
+                <w:sz w:val="18"/>
+              </w:rPr>
+              <w:t>10</w:t>
+            </w:r>
+          </w:p>
+        </w:tc>
+      </w:tr>
+      <w:tr>
+        <w:tc>
+          <w:tcPr>
+            <w:tcW w:type="dxa" w:w="1871"/>
+          </w:tcPr>
+          <w:p>
+            <w:r>
+              <w:rPr>
+                <w:sz w:val="18"/>
+              </w:rPr>
+              <w:t>Rank-K1</w:t>
+            </w:r>
+          </w:p>
+        </w:tc>
+        <w:tc>
+          <w:tcPr>
+            <w:tcW w:type="dxa" w:w="1871"/>
+          </w:tcPr>
+          <w:p>
+            <w:r>
+              <w:rPr>
+                <w:sz w:val="18"/>
+              </w:rPr>
+              <w:t>0,000852</w:t>
+            </w:r>
+          </w:p>
+        </w:tc>
+        <w:tc>
+          <w:tcPr>
+            <w:tcW w:type="dxa" w:w="1871"/>
+          </w:tcPr>
+          <w:p>
+            <w:r>
+              <w:rPr>
+                <w:sz w:val="18"/>
+              </w:rPr>
+              <w:t>9</w:t>
+            </w:r>
+          </w:p>
+        </w:tc>
+        <w:tc>
+          <w:tcPr>
+            <w:tcW w:type="dxa" w:w="1871"/>
+          </w:tcPr>
+          <w:p>
+            <w:r>
+              <w:rPr>
+                <w:sz w:val="18"/>
+              </w:rPr>
+              <w:t>0,185657</w:t>
+            </w:r>
+          </w:p>
+        </w:tc>
+        <w:tc>
+          <w:tcPr>
+            <w:tcW w:type="dxa" w:w="1871"/>
+          </w:tcPr>
+          <w:p>
+            <w:r>
+              <w:rPr>
+                <w:sz w:val="18"/>
+              </w:rPr>
+              <w:t>9</w:t>
+            </w:r>
+          </w:p>
+        </w:tc>
+      </w:tr>
+      <w:tr>
+        <w:tc>
+          <w:tcPr>
+            <w:tcW w:type="dxa" w:w="1871"/>
+          </w:tcPr>
+          <w:p>
+            <w:r>
+              <w:rPr>
+                <w:sz w:val="18"/>
+              </w:rPr>
+              <w:t>Rank-K05</w:t>
+            </w:r>
+          </w:p>
+        </w:tc>
+        <w:tc>
+          <w:tcPr>
+            <w:tcW w:type="dxa" w:w="1871"/>
+          </w:tcPr>
+          <w:p>
+            <w:r>
+              <w:rPr>
+                <w:sz w:val="18"/>
+              </w:rPr>
+              <w:t>0,000848</w:t>
+            </w:r>
+          </w:p>
+        </w:tc>
+        <w:tc>
+          <w:tcPr>
+            <w:tcW w:type="dxa" w:w="1871"/>
+          </w:tcPr>
+          <w:p>
+            <w:r>
+              <w:rPr>
+                <w:sz w:val="18"/>
+              </w:rPr>
+              <w:t>10</w:t>
+            </w:r>
+          </w:p>
+        </w:tc>
+        <w:tc>
+          <w:tcPr>
+            <w:tcW w:type="dxa" w:w="1871"/>
+          </w:tcPr>
+          <w:p>
+            <w:r>
+              <w:rPr>
+                <w:sz w:val="18"/>
+              </w:rPr>
+              <w:t>0,186454</w:t>
+            </w:r>
+          </w:p>
+        </w:tc>
+        <w:tc>
+          <w:tcPr>
+            <w:tcW w:type="dxa" w:w="1871"/>
+          </w:tcPr>
+          <w:p>
+            <w:r>
+              <w:rPr>
+                <w:sz w:val="18"/>
+              </w:rPr>
+              <w:t>8</w:t>
+            </w:r>
+          </w:p>
+        </w:tc>
+      </w:tr>
+    </w:tbl>
+    <w:p>
+      <w:pPr/>
+    </w:p>
+    <w:p>
+      <w:pPr/>
+      <w:r>
+        <w:t>Hai thứ hạng gần như đảo ngược ở nhóm đầu. Hai mô hình đứng nhất và nhì theo metric chính lại xếp hạng bảy và sáu theo Qini; mô hình đứng nhất theo Qini chỉ đứng hạng ba theo metric chính. Ba biến thể Rank-Learner là ngoại lệ duy nhất: chúng đứng cuối theo cả hai metric, và cũng là ba mô hình duy nhất có paired CI tách hẳn khỏi nhóm đầu.</w:t>
+      </w:r>
+    </w:p>
+    <w:p>
+      <w:pPr/>
+      <w:r>
+        <w:t>Cần đọc bảng này cùng một cảnh báo. Thứ tự từ hạng một đến hạng bảy ở cột metric chính không có ý nghĩa thống kê: mọi paired CI trong nhóm đó đều chứa 0. Chênh lệch giữa Causal Forest và Response là +1,198e-06 với khoảng tin cậy [-1,516e-05; +1,971e-05], tức rộng hơn chính chênh lệch hơn một bậc độ lớn. Thứ hạng point estimate ở đây là thông tin mô tả, không phải bằng chứng so sánh; đó chính là lý do promotion rule đòi cận dưới của khoảng tin cậy lớn hơn 0 thay vì đòi hạng cao.</w:t>
+      </w:r>
+    </w:p>
+    <w:p>
+      <w:pPr/>
+    </w:p>
+    <w:p>
+      <w:pPr>
         <w:pStyle w:val="Heading1"/>
       </w:pPr>
       <w:r>
@@ -19340,7 +22974,7 @@
           <w:color w:val="444C56"/>
           <w:sz w:val="20"/>
         </w:rPr>
-        <w:t>Bảng 18. Bốn cơ chế bảo đảm giá trị suy luận của kết quả âm.</w:t>
+        <w:t>Bảng 22. Bốn cơ chế bảo đảm giá trị suy luận của kết quả âm.</w:t>
       </w:r>
     </w:p>
     <w:tbl>
@@ -20116,7 +23750,7 @@
           <w:color w:val="444C56"/>
           <w:sz w:val="20"/>
         </w:rPr>
-        <w:t>Bảng 19. Hai dòng đầu khác nhau duy nhất ở tín hiệu chấm điểm.</w:t>
+        <w:t>Bảng 23. Hai dòng đầu khác nhau duy nhất ở tín hiệu chấm điểm.</w:t>
       </w:r>
     </w:p>
     <w:tbl>
@@ -20728,6 +24362,821 @@
     </w:p>
     <w:p>
       <w:pPr>
+        <w:pStyle w:val="Heading2"/>
+      </w:pPr>
+      <w:r>
+        <w:t>5.5. Đánh giá theo từng họ ước lượng</w:t>
+      </w:r>
+    </w:p>
+    <w:p>
+      <w:pPr/>
+      <w:r>
+        <w:t>Kết quả tổng hợp là không họ nào vượt được Response. Đánh giá dừng ở đó sẽ bỏ mất thông tin: mười hai họ thất bại theo những cách khác nhau, và chính sự khác nhau đó mới là bằng chứng cho cơ chế đã nêu ở mục 5.1. Bảng dưới đối chiếu giả thuyết ban đầu của từng họ với bằng chứng thu được.</w:t>
+      </w:r>
+    </w:p>
+    <w:p>
+      <w:pPr/>
+      <w:r>
+        <w:rPr>
+          <w:i/>
+          <w:sz w:val="20"/>
+        </w:rPr>
+        <w:t>Bảng 24. Đánh giá mười hai họ ước lượng và nhóm ensemble: giả thuyết, bằng chứng và kết luận.</w:t>
+      </w:r>
+    </w:p>
+    <w:tbl>
+      <w:tblPr>
+        <w:tblStyle w:val="TableGrid"/>
+        <w:tblW w:type="auto" w:w="0"/>
+        <w:tblLook w:firstColumn="1" w:firstRow="1" w:lastColumn="0" w:lastRow="0" w:noHBand="0" w:noVBand="1" w:val="04A0"/>
+      </w:tblPr>
+      <w:tblGrid>
+        <w:gridCol w:w="2339"/>
+        <w:gridCol w:w="2339"/>
+        <w:gridCol w:w="2339"/>
+        <w:gridCol w:w="2339"/>
+      </w:tblGrid>
+      <w:tr>
+        <w:tc>
+          <w:tcPr>
+            <w:tcW w:type="dxa" w:w="2339"/>
+          </w:tcPr>
+          <w:p>
+            <w:r>
+              <w:rPr>
+                <w:b/>
+                <w:sz w:val="18"/>
+              </w:rPr>
+              <w:t>Họ</w:t>
+            </w:r>
+          </w:p>
+        </w:tc>
+        <w:tc>
+          <w:tcPr>
+            <w:tcW w:type="dxa" w:w="2339"/>
+          </w:tcPr>
+          <w:p>
+            <w:r>
+              <w:rPr>
+                <w:b/>
+                <w:sz w:val="18"/>
+              </w:rPr>
+              <w:t>Giả thuyết khi đưa vào</w:t>
+            </w:r>
+          </w:p>
+        </w:tc>
+        <w:tc>
+          <w:tcPr>
+            <w:tcW w:type="dxa" w:w="2339"/>
+          </w:tcPr>
+          <w:p>
+            <w:r>
+              <w:rPr>
+                <w:b/>
+                <w:sz w:val="18"/>
+              </w:rPr>
+              <w:t>Bằng chứng thực nghiệm</w:t>
+            </w:r>
+          </w:p>
+        </w:tc>
+        <w:tc>
+          <w:tcPr>
+            <w:tcW w:type="dxa" w:w="2339"/>
+          </w:tcPr>
+          <w:p>
+            <w:r>
+              <w:rPr>
+                <w:b/>
+                <w:sz w:val="18"/>
+              </w:rPr>
+              <w:t>Kết luận</w:t>
+            </w:r>
+          </w:p>
+        </w:tc>
+      </w:tr>
+      <w:tr>
+        <w:tc>
+          <w:tcPr>
+            <w:tcW w:type="dxa" w:w="2339"/>
+          </w:tcPr>
+          <w:p>
+            <w:r>
+              <w:rPr>
+                <w:sz w:val="18"/>
+              </w:rPr>
+              <w:t>response</w:t>
+            </w:r>
+          </w:p>
+        </w:tc>
+        <w:tc>
+          <w:tcPr>
+            <w:tcW w:type="dxa" w:w="2339"/>
+          </w:tcPr>
+          <w:p>
+            <w:r>
+              <w:rPr>
+                <w:sz w:val="18"/>
+              </w:rPr>
+              <w:t>Xếp theo rủi ro nền là baseline rẻ, đủ để làm mốc so sánh</w:t>
+            </w:r>
+          </w:p>
+        </w:tc>
+        <w:tc>
+          <w:tcPr>
+            <w:tcW w:type="dxa" w:w="2339"/>
+          </w:tcPr>
+          <w:p>
+            <w:r>
+              <w:rPr>
+                <w:sz w:val="18"/>
+              </w:rPr>
+              <w:t>Dẫn đầu hoặc hòa theo metric chính ở toàn bộ tám vòng</w:t>
+            </w:r>
+          </w:p>
+        </w:tc>
+        <w:tc>
+          <w:tcPr>
+            <w:tcW w:type="dxa" w:w="2339"/>
+          </w:tcPr>
+          <w:p>
+            <w:r>
+              <w:rPr>
+                <w:sz w:val="18"/>
+              </w:rPr>
+              <w:t>Champion; chưa họ nào vượt được</w:t>
+            </w:r>
+          </w:p>
+        </w:tc>
+      </w:tr>
+      <w:tr>
+        <w:tc>
+          <w:tcPr>
+            <w:tcW w:type="dxa" w:w="2339"/>
+          </w:tcPr>
+          <w:p>
+            <w:r>
+              <w:rPr>
+                <w:sz w:val="18"/>
+              </w:rPr>
+              <w:t>s_learner</w:t>
+            </w:r>
+          </w:p>
+        </w:tc>
+        <w:tc>
+          <w:tcPr>
+            <w:tcW w:type="dxa" w:w="2339"/>
+          </w:tcPr>
+          <w:p>
+            <w:r>
+              <w:rPr>
+                <w:sz w:val="18"/>
+              </w:rPr>
+              <w:t>Chia sẻ thông tin giữa hai nhánh nên phương sai thấp hơn T-Learner</w:t>
+            </w:r>
+          </w:p>
+        </w:tc>
+        <w:tc>
+          <w:tcPr>
+            <w:tcW w:type="dxa" w:w="2339"/>
+          </w:tcPr>
+          <w:p>
+            <w:r>
+              <w:rPr>
+                <w:sz w:val="18"/>
+              </w:rPr>
+              <w:t>Qini 0,205904 trên confirmation — cao thứ hai; metric chính 0,000896 thấp hơn Response</w:t>
+            </w:r>
+          </w:p>
+        </w:tc>
+        <w:tc>
+          <w:tcPr>
+            <w:tcW w:type="dxa" w:w="2339"/>
+          </w:tcPr>
+          <w:p>
+            <w:r>
+              <w:rPr>
+                <w:sz w:val="18"/>
+              </w:rPr>
+              <w:t>Hòa theo metric chính; là ví dụ rõ nhất của bất đồng metric</w:t>
+            </w:r>
+          </w:p>
+        </w:tc>
+      </w:tr>
+      <w:tr>
+        <w:tc>
+          <w:tcPr>
+            <w:tcW w:type="dxa" w:w="2339"/>
+          </w:tcPr>
+          <w:p>
+            <w:r>
+              <w:rPr>
+                <w:sz w:val="18"/>
+              </w:rPr>
+              <w:t>t_learner</w:t>
+            </w:r>
+          </w:p>
+        </w:tc>
+        <w:tc>
+          <w:tcPr>
+            <w:tcW w:type="dxa" w:w="2339"/>
+          </w:tcPr>
+          <w:p>
+            <w:r>
+              <w:rPr>
+                <w:sz w:val="18"/>
+              </w:rPr>
+              <w:t>Hai mô hình riêng cho phép linh hoạt tối đa theo từng nhánh</w:t>
+            </w:r>
+          </w:p>
+        </w:tc>
+        <w:tc>
+          <w:tcPr>
+            <w:tcW w:type="dxa" w:w="2339"/>
+          </w:tcPr>
+          <w:p>
+            <w:r>
+              <w:rPr>
+                <w:sz w:val="18"/>
+              </w:rPr>
+              <w:t>Thấp nhất ở mọi bảng đã chấm; nhánh control chỉ có 1.625 sự kiện trong development pool</w:t>
+            </w:r>
+          </w:p>
+        </w:tc>
+        <w:tc>
+          <w:tcPr>
+            <w:tcW w:type="dxa" w:w="2339"/>
+          </w:tcPr>
+          <w:p>
+            <w:r>
+              <w:rPr>
+                <w:sz w:val="18"/>
+              </w:rPr>
+              <w:t>Thua rõ; paired CI tách khỏi Response</w:t>
+            </w:r>
+          </w:p>
+        </w:tc>
+      </w:tr>
+      <w:tr>
+        <w:tc>
+          <w:tcPr>
+            <w:tcW w:type="dxa" w:w="2339"/>
+          </w:tcPr>
+          <w:p>
+            <w:r>
+              <w:rPr>
+                <w:sz w:val="18"/>
+              </w:rPr>
+              <w:t>x_learner</w:t>
+            </w:r>
+          </w:p>
+        </w:tc>
+        <w:tc>
+          <w:tcPr>
+            <w:tcW w:type="dxa" w:w="2339"/>
+          </w:tcPr>
+          <w:p>
+            <w:r>
+              <w:rPr>
+                <w:sz w:val="18"/>
+              </w:rPr>
+              <w:t>Imputation chéo khắc phục mất cân bằng kích thước hai nhánh 85/15</w:t>
+            </w:r>
+          </w:p>
+        </w:tc>
+        <w:tc>
+          <w:tcPr>
+            <w:tcW w:type="dxa" w:w="2339"/>
+          </w:tcPr>
+          <w:p>
+            <w:r>
+              <w:rPr>
+                <w:sz w:val="18"/>
+              </w:rPr>
+              <w:t>Point estimate cao nhất ở Sprint 2 (Qini 0,191557) nhưng paired CI luôn chứa 0</w:t>
+            </w:r>
+          </w:p>
+        </w:tc>
+        <w:tc>
+          <w:tcPr>
+            <w:tcW w:type="dxa" w:w="2339"/>
+          </w:tcPr>
+          <w:p>
+            <w:r>
+              <w:rPr>
+                <w:sz w:val="18"/>
+              </w:rPr>
+              <w:t>Hòa; không đủ bằng chứng để promote qua ba vòng</w:t>
+            </w:r>
+          </w:p>
+        </w:tc>
+      </w:tr>
+      <w:tr>
+        <w:tc>
+          <w:tcPr>
+            <w:tcW w:type="dxa" w:w="2339"/>
+          </w:tcPr>
+          <w:p>
+            <w:r>
+              <w:rPr>
+                <w:sz w:val="18"/>
+              </w:rPr>
+              <w:t>dr_learner</w:t>
+            </w:r>
+          </w:p>
+        </w:tc>
+        <w:tc>
+          <w:tcPr>
+            <w:tcW w:type="dxa" w:w="2339"/>
+          </w:tcPr>
+          <w:p>
+            <w:r>
+              <w:rPr>
+                <w:sz w:val="18"/>
+              </w:rPr>
+              <w:t>Tính chất doubly robust làm sai số nuisance chỉ ảnh hưởng bậc hai</w:t>
+            </w:r>
+          </w:p>
+        </w:tc>
+        <w:tc>
+          <w:tcPr>
+            <w:tcW w:type="dxa" w:w="2339"/>
+          </w:tcPr>
+          <w:p>
+            <w:r>
+              <w:rPr>
+                <w:sz w:val="18"/>
+              </w:rPr>
+              <w:t>0,000554–0,000570 ở sàng lọc, so với Response 0,000766; CI hoàn toàn dưới 0</w:t>
+            </w:r>
+          </w:p>
+        </w:tc>
+        <w:tc>
+          <w:tcPr>
+            <w:tcW w:type="dxa" w:w="2339"/>
+          </w:tcPr>
+          <w:p>
+            <w:r>
+              <w:rPr>
+                <w:sz w:val="18"/>
+              </w:rPr>
+              <w:t>Dừng theo early-stop; đổi nuisance sang classifier không đảo được thứ hạng</w:t>
+            </w:r>
+          </w:p>
+        </w:tc>
+      </w:tr>
+      <w:tr>
+        <w:tc>
+          <w:tcPr>
+            <w:tcW w:type="dxa" w:w="2339"/>
+          </w:tcPr>
+          <w:p>
+            <w:r>
+              <w:rPr>
+                <w:sz w:val="18"/>
+              </w:rPr>
+              <w:t>r_learner</w:t>
+            </w:r>
+          </w:p>
+        </w:tc>
+        <w:tc>
+          <w:tcPr>
+            <w:tcW w:type="dxa" w:w="2339"/>
+          </w:tcPr>
+          <w:p>
+            <w:r>
+              <w:rPr>
+                <w:sz w:val="18"/>
+              </w:rPr>
+              <w:t>Trực giao hóa Robinson giảm regularization bias so với T/X</w:t>
+            </w:r>
+          </w:p>
+        </w:tc>
+        <w:tc>
+          <w:tcPr>
+            <w:tcW w:type="dxa" w:w="2339"/>
+          </w:tcPr>
+          <w:p>
+            <w:r>
+              <w:rPr>
+                <w:sz w:val="18"/>
+              </w:rPr>
+              <w:t>0,000522–0,000552 ở sàng lọc; thấp nhất trong mười hai candidate</w:t>
+            </w:r>
+          </w:p>
+        </w:tc>
+        <w:tc>
+          <w:tcPr>
+            <w:tcW w:type="dxa" w:w="2339"/>
+          </w:tcPr>
+          <w:p>
+            <w:r>
+              <w:rPr>
+                <w:sz w:val="18"/>
+              </w:rPr>
+              <w:t>Dừng theo early-stop; vòng 6 thử lại bằng biến thể có neo, vẫn không qua gate</w:t>
+            </w:r>
+          </w:p>
+        </w:tc>
+      </w:tr>
+      <w:tr>
+        <w:tc>
+          <w:tcPr>
+            <w:tcW w:type="dxa" w:w="2339"/>
+          </w:tcPr>
+          <w:p>
+            <w:r>
+              <w:rPr>
+                <w:sz w:val="18"/>
+              </w:rPr>
+              <w:t>rank_learner</w:t>
+            </w:r>
+          </w:p>
+        </w:tc>
+        <w:tc>
+          <w:tcPr>
+            <w:tcW w:type="dxa" w:w="2339"/>
+          </w:tcPr>
+          <w:p>
+            <w:r>
+              <w:rPr>
+                <w:sz w:val="18"/>
+              </w:rPr>
+              <w:t>Xếp hạng là bài toán dễ hơn ước lượng chính xác magnitude</w:t>
+            </w:r>
+          </w:p>
+        </w:tc>
+        <w:tc>
+          <w:tcPr>
+            <w:tcW w:type="dxa" w:w="2339"/>
+          </w:tcPr>
+          <w:p>
+            <w:r>
+              <w:rPr>
+                <w:sz w:val="18"/>
+              </w:rPr>
+              <w:t>Mạnh nhất ở sàng lọc 20% nhưng tụt hạng khi tăng dữ liệu; 80–83% điểm âm</w:t>
+            </w:r>
+          </w:p>
+        </w:tc>
+        <w:tc>
+          <w:tcPr>
+            <w:tcW w:type="dxa" w:w="2339"/>
+          </w:tcPr>
+          <w:p>
+            <w:r>
+              <w:rPr>
+                <w:sz w:val="18"/>
+              </w:rPr>
+              <w:t>Thua rõ; là ba candidate duy nhất có CI tách hẳn khỏi nhóm đầu</w:t>
+            </w:r>
+          </w:p>
+        </w:tc>
+      </w:tr>
+      <w:tr>
+        <w:tc>
+          <w:tcPr>
+            <w:tcW w:type="dxa" w:w="2339"/>
+          </w:tcPr>
+          <w:p>
+            <w:r>
+              <w:rPr>
+                <w:sz w:val="18"/>
+              </w:rPr>
+              <w:t>causal_forest</w:t>
+            </w:r>
+          </w:p>
+        </w:tc>
+        <w:tc>
+          <w:tcPr>
+            <w:tcW w:type="dxa" w:w="2339"/>
+          </w:tcPr>
+          <w:p>
+            <w:r>
+              <w:rPr>
+                <w:sz w:val="18"/>
+              </w:rPr>
+              <w:t>Sửa thẳng tiêu chí chia nhánh của cây thay vì ghép mô hình dự đoán</w:t>
+            </w:r>
+          </w:p>
+        </w:tc>
+        <w:tc>
+          <w:tcPr>
+            <w:tcW w:type="dxa" w:w="2339"/>
+          </w:tcPr>
+          <w:p>
+            <w:r>
+              <w:rPr>
+                <w:sz w:val="18"/>
+              </w:rPr>
+              <w:t>Hạng 1 theo metric chính ở cả hai vòng, nhưng CI chứa 0 ở cả hai</w:t>
+            </w:r>
+          </w:p>
+        </w:tc>
+        <w:tc>
+          <w:tcPr>
+            <w:tcW w:type="dxa" w:w="2339"/>
+          </w:tcPr>
+          <w:p>
+            <w:r>
+              <w:rPr>
+                <w:sz w:val="18"/>
+              </w:rPr>
+              <w:t>Hòa; họ duy nhất đạt hạng 1 thay vì thua, ở cả hai lần chạy</w:t>
+            </w:r>
+          </w:p>
+        </w:tc>
+      </w:tr>
+      <w:tr>
+        <w:tc>
+          <w:tcPr>
+            <w:tcW w:type="dxa" w:w="2339"/>
+          </w:tcPr>
+          <w:p>
+            <w:r>
+              <w:rPr>
+                <w:sz w:val="18"/>
+              </w:rPr>
+              <w:t>funnel_s_learner</w:t>
+            </w:r>
+          </w:p>
+        </w:tc>
+        <w:tc>
+          <w:tcPr>
+            <w:tcW w:type="dxa" w:w="2339"/>
+          </w:tcPr>
+          <w:p>
+            <w:r>
+              <w:rPr>
+                <w:sz w:val="18"/>
+              </w:rPr>
+              <w:t>Phân rã qua visit cho phép học trên outcome dày hơn conversion</w:t>
+            </w:r>
+          </w:p>
+        </w:tc>
+        <w:tc>
+          <w:tcPr>
+            <w:tcW w:type="dxa" w:w="2339"/>
+          </w:tcPr>
+          <w:p>
+            <w:r>
+              <w:rPr>
+                <w:sz w:val="18"/>
+              </w:rPr>
+              <w:t>Kém Response 5,4–5,9% tương đối ở cả hai biến thể</w:t>
+            </w:r>
+          </w:p>
+        </w:tc>
+        <w:tc>
+          <w:tcPr>
+            <w:tcW w:type="dxa" w:w="2339"/>
+          </w:tcPr>
+          <w:p>
+            <w:r>
+              <w:rPr>
+                <w:sz w:val="18"/>
+              </w:rPr>
+              <w:t>Loại; không tinh chỉnh tiếp trên cùng bước sàng lọc</w:t>
+            </w:r>
+          </w:p>
+        </w:tc>
+      </w:tr>
+      <w:tr>
+        <w:tc>
+          <w:tcPr>
+            <w:tcW w:type="dxa" w:w="2339"/>
+          </w:tcPr>
+          <w:p>
+            <w:r>
+              <w:rPr>
+                <w:sz w:val="18"/>
+              </w:rPr>
+              <w:t>anchored_r_learner</w:t>
+            </w:r>
+          </w:p>
+        </w:tc>
+        <w:tc>
+          <w:tcPr>
+            <w:tcW w:type="dxa" w:w="2339"/>
+          </w:tcPr>
+          <w:p>
+            <w:r>
+              <w:rPr>
+                <w:sz w:val="18"/>
+              </w:rPr>
+              <w:t>Giữ neo tiên lượng và chỉ học phần dư đã co lại</w:t>
+            </w:r>
+          </w:p>
+        </w:tc>
+        <w:tc>
+          <w:tcPr>
+            <w:tcW w:type="dxa" w:w="2339"/>
+          </w:tcPr>
+          <w:p>
+            <w:r>
+              <w:rPr>
+                <w:sz w:val="18"/>
+              </w:rPr>
+              <w:t>Thua Response ở cả hai fold seed theo diện tích, delta trung bình -2,556e-05</w:t>
+            </w:r>
+          </w:p>
+        </w:tc>
+        <w:tc>
+          <w:tcPr>
+            <w:tcW w:type="dxa" w:w="2339"/>
+          </w:tcPr>
+          <w:p>
+            <w:r>
+              <w:rPr>
+                <w:sz w:val="18"/>
+              </w:rPr>
+              <w:t>Fail: systematic regression</w:t>
+            </w:r>
+          </w:p>
+        </w:tc>
+      </w:tr>
+      <w:tr>
+        <w:tc>
+          <w:tcPr>
+            <w:tcW w:type="dxa" w:w="2339"/>
+          </w:tcPr>
+          <w:p>
+            <w:r>
+              <w:rPr>
+                <w:sz w:val="18"/>
+              </w:rPr>
+              <w:t>anchored_pattern_r_learner</w:t>
+            </w:r>
+          </w:p>
+        </w:tc>
+        <w:tc>
+          <w:tcPr>
+            <w:tcW w:type="dxa" w:w="2339"/>
+          </w:tcPr>
+          <w:p>
+            <w:r>
+              <w:rPr>
+                <w:sz w:val="18"/>
+              </w:rPr>
+              <w:t>Gộp một phần phần dư theo pattern sentinel để giảm phương sai tương tác</w:t>
+            </w:r>
+          </w:p>
+        </w:tc>
+        <w:tc>
+          <w:tcPr>
+            <w:tcW w:type="dxa" w:w="2339"/>
+          </w:tcPr>
+          <w:p>
+            <w:r>
+              <w:rPr>
+                <w:sz w:val="18"/>
+              </w:rPr>
+              <w:t>Delta trung bình -2,907e-06 nhưng đổi dấu giữa hai seed</w:t>
+            </w:r>
+          </w:p>
+        </w:tc>
+        <w:tc>
+          <w:tcPr>
+            <w:tcW w:type="dxa" w:w="2339"/>
+          </w:tcPr>
+          <w:p>
+            <w:r>
+              <w:rPr>
+                <w:sz w:val="18"/>
+              </w:rPr>
+              <w:t>Fail: seed instability</w:t>
+            </w:r>
+          </w:p>
+        </w:tc>
+      </w:tr>
+      <w:tr>
+        <w:tc>
+          <w:tcPr>
+            <w:tcW w:type="dxa" w:w="2339"/>
+          </w:tcPr>
+          <w:p>
+            <w:r>
+              <w:rPr>
+                <w:sz w:val="18"/>
+              </w:rPr>
+              <w:t>binary_dina_learner</w:t>
+            </w:r>
+          </w:p>
+        </w:tc>
+        <w:tc>
+          <w:tcPr>
+            <w:tcW w:type="dxa" w:w="2339"/>
+          </w:tcPr>
+          <w:p>
+            <w:r>
+              <w:rPr>
+                <w:sz w:val="18"/>
+              </w:rPr>
+              <w:t>Log-odds là thang tham số tự nhiên của outcome nhị phân</w:t>
+            </w:r>
+          </w:p>
+        </w:tc>
+        <w:tc>
+          <w:tcPr>
+            <w:tcW w:type="dxa" w:w="2339"/>
+          </w:tcPr>
+          <w:p>
+            <w:r>
+              <w:rPr>
+                <w:sz w:val="18"/>
+              </w:rPr>
+              <w:t>AUTOC trung bình cao nhưng metric chính và Qini thấp hơn Response; đổi dấu theo seed</w:t>
+            </w:r>
+          </w:p>
+        </w:tc>
+        <w:tc>
+          <w:tcPr>
+            <w:tcW w:type="dxa" w:w="2339"/>
+          </w:tcPr>
+          <w:p>
+            <w:r>
+              <w:rPr>
+                <w:sz w:val="18"/>
+              </w:rPr>
+              <w:t>Fail: đúng thang chưa đủ; còn phải co và hiệu chuẩn hiệu ứng</w:t>
+            </w:r>
+          </w:p>
+        </w:tc>
+      </w:tr>
+      <w:tr>
+        <w:tc>
+          <w:tcPr>
+            <w:tcW w:type="dxa" w:w="2339"/>
+          </w:tcPr>
+          <w:p>
+            <w:r>
+              <w:rPr>
+                <w:sz w:val="18"/>
+              </w:rPr>
+              <w:t>ensemble (tổ hợp)</w:t>
+            </w:r>
+          </w:p>
+        </w:tc>
+        <w:tc>
+          <w:tcPr>
+            <w:tcW w:type="dxa" w:w="2339"/>
+          </w:tcPr>
+          <w:p>
+            <w:r>
+              <w:rPr>
+                <w:sz w:val="18"/>
+              </w:rPr>
+              <w:t>Tổ hợp nhiều mô hình bù trừ điểm yếu của từng cái</w:t>
+            </w:r>
+          </w:p>
+        </w:tc>
+        <w:tc>
+          <w:tcPr>
+            <w:tcW w:type="dxa" w:w="2339"/>
+          </w:tcPr>
+          <w:p>
+            <w:r>
+              <w:rPr>
+                <w:sz w:val="18"/>
+              </w:rPr>
+              <w:t>Trọng số hội tụ về X-Renormalized 0,5 / S-Under7 0,5 ở cả hai fold seed</w:t>
+            </w:r>
+          </w:p>
+        </w:tc>
+        <w:tc>
+          <w:tcPr>
+            <w:tcW w:type="dxa" w:w="2339"/>
+          </w:tcPr>
+          <w:p>
+            <w:r>
+              <w:rPr>
+                <w:sz w:val="18"/>
+              </w:rPr>
+              <w:t>Không vượt Response; độ ổn định của trọng số phản ánh DR loss không phân biệt được các mô hình gần nhau</w:t>
+            </w:r>
+          </w:p>
+        </w:tc>
+      </w:tr>
+    </w:tbl>
+    <w:p>
+      <w:pPr/>
+    </w:p>
+    <w:p>
+      <w:pPr/>
+      <w:r>
+        <w:t>Ba nhóm kết cục tách bạch. Nhóm thứ nhất — T-Learner, DR-Learner, R-Learner, Rank-Learner, funnel S-learner — thua rõ, với khoảng tin cậy tách hẳn khỏi Response. Nhóm thứ hai — S-Learner, X-Learner, Causal Forest, ba ensemble — hòa, tức point estimate khác nhau nhưng khoảng tin cậy chứa 0. Nhóm thứ ba — Anchored R, Pattern R, DINA — trượt vì bất ổn giữa hai fold seed chứ không vì thua trung bình.</w:t>
+      </w:r>
+    </w:p>
+    <w:p>
+      <w:pPr/>
+      <w:r>
+        <w:t>Phân bố này ủng hộ chẩn đoán ở mục 2.3 hơn là giả thuyết cấu hình sai. Nếu nguyên nhân là cấu hình, các họ sẽ thất bại tản mát và ít nhất một cấu hình sẽ vượt lên khi được đặt lại tham số — điều đã được kiểm trực tiếp ở vòng 8 và không xảy ra. Nếu nguyên nhân là prognostic dominance, các họ ước lượng phần dư nhân quả sẽ thua đúng theo mức nhiễu mà phần dư đó mang vào, còn các họ bám sát rủi ro nền sẽ hòa. Đó đúng là dạng phân bố quan sát được: mọi họ ở nhóm hòa đều giữ một thành phần dự đoán outcome mạnh, còn mọi họ ở nhóm thua rõ đều thay thành phần đó bằng một đại lượng phần dư có phương sai cao.</w:t>
+      </w:r>
+    </w:p>
+    <w:p>
+      <w:pPr/>
+    </w:p>
+    <w:p>
+      <w:pPr>
         <w:spacing w:after="120"/>
       </w:pPr>
       <w:r>
@@ -21030,7 +25479,7 @@
           <w:color w:val="444C56"/>
           <w:sz w:val="20"/>
         </w:rPr>
-        <w:t>Bảng 20. Hai tầng sản phẩm và phạm vi chức năng.</w:t>
+        <w:t>Bảng 25. Hai tầng sản phẩm và phạm vi chức năng.</w:t>
       </w:r>
     </w:p>
     <w:tbl>
@@ -21345,7 +25794,7 @@
           <w:color w:val="444C56"/>
           <w:sz w:val="20"/>
         </w:rPr>
-        <w:t>Bảng 21. Trạng thái bảo đảm chất lượng tại thời điểm lập báo cáo.</w:t>
+        <w:t>Bảng 26. Trạng thái bảo đảm chất lượng tại thời điểm lập báo cáo.</w:t>
       </w:r>
     </w:p>
     <w:tbl>
@@ -22228,7 +26677,7 @@
           <w:color w:val="8A3024"/>
           <w:sz w:val="21"/>
         </w:rPr>
-        <w:t>+2,052e-6</w:t>
+        <w:t>+2,052e-06</w:t>
       </w:r>
       <w:r>
         <w:rPr>
@@ -22247,7 +26696,7 @@
           <w:color w:val="8A3024"/>
           <w:sz w:val="21"/>
         </w:rPr>
-        <w:t>+3,035e-6</w:t>
+        <w:t>+3,035e-06</w:t>
       </w:r>
       <w:r>
         <w:rPr>
@@ -22266,7 +26715,7 @@
           <w:color w:val="8A3024"/>
           <w:sz w:val="21"/>
         </w:rPr>
-        <w:t>+1,213e-6</w:t>
+        <w:t>+1,213e-06</w:t>
       </w:r>
       <w:r>
         <w:rPr>
@@ -22285,7 +26734,7 @@
           <w:color w:val="8A3024"/>
           <w:sz w:val="21"/>
         </w:rPr>
-        <w:t>-2,075e-6</w:t>
+        <w:t>-2,075e-06</w:t>
       </w:r>
       <w:r>
         <w:rPr>
@@ -22685,7 +27134,7 @@
           <w:color w:val="444C56"/>
           <w:sz w:val="20"/>
         </w:rPr>
-        <w:t>Bảng 22. Sáu lỗi đã phát hiện, phân loại theo cơ chế phát hiện.</w:t>
+        <w:t>Bảng 27. Sáu lỗi đã phát hiện, phân loại theo cơ chế phát hiện.</w:t>
       </w:r>
     </w:p>
     <w:tbl>
